--- a/skripsi/draft/Skripsi-Gabungan-BAB-I-III.docx
+++ b/skripsi/draft/Skripsi-Gabungan-BAB-I-III.docx
@@ -32,7 +32,7 @@
           <w:i/>
           <w:sz w:val="22"/>
         </w:rPr>
-        <w:t>(Naskah gabungan draf Bab I–III — dokumen kerja, belum final)</w:t>
+        <w:t>(Naskah gabungan Bab I–III — draf untuk diperiksa dosen pembimbing)</w:t>
       </w:r>
     </w:p>
     <w:p/>
@@ -1798,7 +1798,7 @@
           <w:i/>
           <w:sz w:val="24"/>
         </w:rPr>
-        <w:t xml:space="preserve">, MOTA/IDF1). Pembatasan ini konsisten dengan rumusan masalah #3 yang memang dirumuskan secara eksplisit sebagai pertanyaan "efisiensi komputasi" (§1.2), sejalan dengan sumbu akurasi-vs-komputasi yang sudah melekat pada desain profil NvDCF/NvDCF_perf/NvSORT itu sendiri menurut dokumentasi resmi NVIDIA (lihat Bab II §2.2.6) — bukan sesuatu yang perlu diukur ulang penelitian ini agar pertanyaannya valid dijawab. Ketidaktersediaan dataset </w:t>
+        <w:t xml:space="preserve">, MOTA/IDF1). Pembatasan ini konsisten dengan rumusan masalah ketiga yang memang dirumuskan secara eksplisit sebagai pertanyaan efisiensi komputasi (§1.2), sejalan dengan sumbu akurasi-vs-komputasi yang sudah melekat pada desain profil NvDCF dan NvSORT itu sendiri menurut dokumentasi resmi NVIDIA (lihat Bab II §2.2.6) — bukan sesuatu yang perlu diukur ulang penelitian ini agar pertanyaannya valid dijawab. Ketidaktersediaan dataset </w:t>
       </w:r>
       <w:r>
         <w:rPr>
@@ -1887,25 +1887,7 @@
           <w:i w:val="0"/>
           <w:sz w:val="24"/>
         </w:rPr>
-        <w:t xml:space="preserve">Bagian ini merangkum penelitian pada tabel "Penelitian Terkait" proposal, dikelompokkan menjadi tiga klaster tema yang relevan dengan tiga rumusan masalah di Bab I: (1) deteksi objek real-time untuk ADAS pada perangkat edge, (2) akselerasi/optimasi Non-Maximum Suppression, dan (3) konteks umum keselamatan/keandalan ADAS. Klaster ketiga sengaja dipisah karena penelitian ini </w:t>
-      </w:r>
-      <w:r>
-        <w:rPr>
-          <w:rFonts w:ascii="Times New Roman" w:hAnsi="Times New Roman"/>
-          <w:b/>
-          <w:i w:val="0"/>
-          <w:sz w:val="24"/>
-        </w:rPr>
-        <w:t>tidak</w:t>
-      </w:r>
-      <w:r>
-        <w:rPr>
-          <w:rFonts w:ascii="Times New Roman" w:hAnsi="Times New Roman"/>
-          <w:b w:val="0"/>
-          <w:i w:val="0"/>
-          <w:sz w:val="24"/>
-        </w:rPr>
-        <w:t xml:space="preserve"> menemukan studi yang secara langsung membandingkan efisiensi komputasi antar algoritma </w:t>
+        <w:t xml:space="preserve">Bagian ini merangkum sepuluh penelitian pada tabel "Penelitian Terkait" proposal, dikelompokkan menjadi tiga klaster tema yang relevan dengan tiga rumusan masalah pada Bab I: (1) deteksi objek real-time untuk ADAS pada perangkat edge, (2) akselerasi/optimasi Non-Maximum Suppression, dan (3) konteks umum keselamatan/keandalan ADAS. Klaster ketiga sengaja dipisahkan karena penelitian ini tidak menemukan studi yang secara langsung membandingkan efisiensi komputasi antar algoritma </w:t>
       </w:r>
       <w:r>
         <w:rPr>
@@ -1923,7 +1905,7 @@
           <w:i w:val="0"/>
           <w:sz w:val="24"/>
         </w:rPr>
-        <w:t xml:space="preserve"> (NvDCF vs. NvSORT) pada pipeline DeepStream di perangkat edge kelas Jetson Orin Nano — celah inilah yang mendasari rumusan masalah #3 (§2.3).</w:t>
+        <w:t xml:space="preserve"> (NvDCF vs. NvSORT) pada pipeline DeepStream di perangkat edge kelas Jetson Orin Nano — celah inilah yang mendasari rumusan masalah ketiga (§2.3).</w:t>
       </w:r>
     </w:p>
     <w:p>
@@ -1989,7 +1971,7 @@
           <w:i w:val="0"/>
           <w:sz w:val="24"/>
         </w:rPr>
-        <w:t xml:space="preserve"> sebagai model uji pada penelitian ini — model kelas nano/tiny dipilih agar anggaran komputasi setara dengan target perangkat edge.</w:t>
+        <w:t xml:space="preserve"> sebagai model uji pada penelitian ini, karena kelas ukuran tersebut dipilih agar anggaran komputasi setara dengan target perangkat edge.</w:t>
       </w:r>
     </w:p>
     <w:p>
@@ -2005,7 +1987,7 @@
           <w:i w:val="0"/>
           <w:sz w:val="24"/>
         </w:rPr>
-        <w:t xml:space="preserve">Dhatrika dkk. (2025) mengimplementasikan YOLOv9 pada NVIDIA Jetson Nano menggunakan optimasi TensorRT dan kerangka kerja DeepStream, mencapai mAP tinggi (91,9%) yang secara signifikan mengungguli model lama seperti YOLOv5 dan YOLOv8. Penelitian ini paling relevan secara metodologis dengan rumusan masalah #1 — sama-sama menggunakan kombinasi TensorRT + DeepStream pada keluarga Jetson Nano/Orin Nano untuk deteksi real-time — namun tidak membahas perbandingan antar-generasi model YOLO maupun optimasi </w:t>
+        <w:t xml:space="preserve">Dhatrika dkk. (2025) mengimplementasikan YOLOv9 pada NVIDIA Jetson Nano menggunakan optimasi TensorRT dan kerangka kerja DeepStream, mencapai mAP tinggi (91,9%) yang secara signifikan mengungguli model lama seperti YOLOv5 dan YOLOv8. Penelitian ini paling relevan secara metodologis dengan rumusan masalah pertama — sama-sama menggunakan kombinasi TensorRT + DeepStream pada keluarga Jetson Nano/Orin Nano untuk deteksi real-time — namun tidak membahas perbandingan antar-generasi model YOLO maupun optimasi </w:t>
       </w:r>
       <w:r>
         <w:rPr>
@@ -2145,7 +2127,7 @@
           <w:i w:val="0"/>
           <w:sz w:val="24"/>
         </w:rPr>
-        <w:t xml:space="preserve"> DeepStream (SDK yang sama dipakai pada penelitian ini) di luar domain otomotif.</w:t>
+        <w:t xml:space="preserve"> DeepStream di luar domain otomotif.</w:t>
       </w:r>
     </w:p>
     <w:p>
@@ -2238,40 +2220,6 @@
     </w:p>
     <w:p>
       <w:pPr>
-        <w:spacing w:line="360" w:lineRule="auto" w:after="120"/>
-        <w:ind w:firstLine="709"/>
-        <w:jc w:val="both"/>
-      </w:pPr>
-      <w:r>
-        <w:rPr>
-          <w:rFonts w:ascii="Times New Roman" w:hAnsi="Times New Roman"/>
-          <w:b w:val="0"/>
-          <w:i w:val="0"/>
-          <w:sz w:val="24"/>
-        </w:rPr>
-        <w:t xml:space="preserve">Wu dkk. (2024) mengusulkan perbaikan YOLOv8 untuk skenario lalu lintas real-time ("Road object detection based on improved YOLOv8 for real-time traffic scenarios", </w:t>
-      </w:r>
-      <w:r>
-        <w:rPr>
-          <w:rFonts w:ascii="Times New Roman" w:hAnsi="Times New Roman"/>
-          <w:b w:val="0"/>
-          <w:i/>
-          <w:sz w:val="24"/>
-        </w:rPr>
-        <w:t>Sensors</w:t>
-      </w:r>
-      <w:r>
-        <w:rPr>
-          <w:rFonts w:ascii="Times New Roman" w:hAnsi="Times New Roman"/>
-          <w:b w:val="0"/>
-          <w:i w:val="0"/>
-          <w:sz w:val="24"/>
-        </w:rPr>
-        <w:t>, 24(3), 1023), dikutip sebagai bagian dari klaster literatur deteksi objek real-time berbasis YOLO untuk konteks jalan raya; ringkasan metodologi/hasil rinci dari sitasi ini masih dalam proses verifikasi lanjutan oleh penulis.</w:t>
-      </w:r>
-    </w:p>
-    <w:p>
-      <w:pPr>
         <w:pStyle w:val="Heading3"/>
         <w:spacing w:before="200" w:after="120"/>
       </w:pPr>
@@ -2297,7 +2245,7 @@
           <w:i w:val="0"/>
           <w:sz w:val="24"/>
         </w:rPr>
-        <w:t>Klaster ini menjadi dasar literatur untuk rumusan masalah #2. Chen dkk. (2022) memperkenalkan ShapoolNMS, akselerator perangkat keras skalabel untuk algoritma PSRR-MaxpoolNMS, mencapai percepatan 305x hingga 3626x dibandingkan perangkat lunak GreedyNMS dengan akurasi deteksi yang tetap terjaga. Oro dkk. (2022) mengembangkan kernel CUDA skalabel berbasis matriks adjacency boolean untuk menyelesaikan NMS secara paralel pada GPU tertanam (Tegra X1/X2), mampu mengelompokkan 1024 objek dalam ±1 ms dan mencapai percepatan 14x–40x dibanding metode NMS berbasis CNN yang ada (</w:t>
+        <w:t>Klaster ini menjadi dasar literatur untuk rumusan masalah kedua. Chen dkk. (2022) memperkenalkan ShapoolNMS, akselerator perangkat keras skalabel untuk algoritma PSRR-MaxpoolNMS, mencapai percepatan 305x hingga 3626x dibandingkan perangkat lunak GreedyNMS dengan akurasi deteksi yang tetap terjaga. Oro dkk. (2022) mengembangkan kernel CUDA skalabel berbasis matriks adjacency boolean untuk menyelesaikan NMS secara paralel pada GPU tertanam (Tegra X1/X2), mampu mengelompokkan 1024 objek dalam ±1 ms dan mencapai percepatan 14x–40x dibanding metode NMS berbasis CNN yang ada (</w:t>
       </w:r>
       <w:r>
         <w:rPr>
@@ -2433,25 +2381,7 @@
           <w:i w:val="0"/>
           <w:sz w:val="24"/>
         </w:rPr>
-        <w:t xml:space="preserve">Klaster ini merangkum penelitian yang mendasari Bab I §1.1 Latar Belakang, menjelaskan </w:t>
-      </w:r>
-      <w:r>
-        <w:rPr>
-          <w:rFonts w:ascii="Times New Roman" w:hAnsi="Times New Roman"/>
-          <w:b w:val="0"/>
-          <w:i/>
-          <w:sz w:val="24"/>
-        </w:rPr>
-        <w:t>mengapa</w:t>
-      </w:r>
-      <w:r>
-        <w:rPr>
-          <w:rFonts w:ascii="Times New Roman" w:hAnsi="Times New Roman"/>
-          <w:b w:val="0"/>
-          <w:i w:val="0"/>
-          <w:sz w:val="24"/>
-        </w:rPr>
-        <w:t xml:space="preserve"> efisiensi komputasi/real-time pada perangkat edge menjadi persoalan penting yang mendasari seluruh tiga rumusan masalah.</w:t>
+        <w:t>Klaster ini merangkum penelitian yang mendasari Bab I §1.1 Latar Belakang, menjelaskan mengapa efisiensi komputasi/real-time pada perangkat edge menjadi persoalan penting yang mendasari seluruh tiga rumusan masalah.</w:t>
       </w:r>
     </w:p>
     <w:p>
@@ -2503,7 +2433,7 @@
           <w:i w:val="0"/>
           <w:sz w:val="24"/>
         </w:rPr>
-        <w:t xml:space="preserve">) secara real-time pada kendaraan cerdas — relevan langsung dengan penggabungan deteksi (rumusan masalah #1–2) dan </w:t>
+        <w:t xml:space="preserve">) secara real-time pada kendaraan cerdas — relevan langsung dengan penggabungan deteksi (rumusan masalah pertama dan kedua) dan </w:t>
       </w:r>
       <w:r>
         <w:rPr>
@@ -2521,7 +2451,7 @@
           <w:i w:val="0"/>
           <w:sz w:val="24"/>
         </w:rPr>
-        <w:t xml:space="preserve"> (rumusan masalah #3) pada penelitian ini. Nigade dkk. (2024) mengkaji </w:t>
+        <w:t xml:space="preserve"> (rumusan masalah ketiga) pada penelitian ini. Nigade dkk. (2024) mengkaji </w:t>
       </w:r>
       <w:r>
         <w:rPr>
@@ -2801,7 +2731,7 @@
           <w:i w:val="0"/>
           <w:sz w:val="24"/>
         </w:rPr>
-        <w:t>. Costa dkk. (2025) mengkaji dampak keselamatan ADAS di Eropa hingga 2030, sejalan dengan klaim bahwa penerapan ADAS berpotensi menurunkan angka kecelakaan berat (dikutip di Bab I §1.1 paragraf 1). Kedua penelitian ini tidak membahas aspek teknis pipeline, tetapi memberi konteks motivasi (mengapa performa real-time dan presisi deteksi ADAS penting) yang relevan untuk Bab I §1.1 Latar Belakang.</w:t>
+        <w:t>. Costa dkk. (2025) mengkaji dampak keselamatan ADAS di Eropa hingga 2030, sejalan dengan klaim bahwa penerapan ADAS berpotensi menurunkan angka kecelakaan berat (dikutip di Bab I §1.1 paragraf pertama). Kedua penelitian ini tidak membahas aspek teknis pipeline, tetapi memberi konteks motivasi (mengapa performa real-time dan presisi deteksi ADAS penting) yang relevan untuk Bab I §1.1 Latar Belakang.</w:t>
       </w:r>
     </w:p>
     <w:p>
@@ -3188,7 +3118,7 @@
           <w:i w:val="0"/>
           <w:sz w:val="24"/>
         </w:rPr>
-        <w:t xml:space="preserve"> (RTSP, layar lokal, atau berkas MP4) — lihat diagram lengkap di Bab III §3.4.</w:t>
+        <w:t xml:space="preserve"> (RTSP, layar lokal, atau berkas MP4).</w:t>
       </w:r>
     </w:p>
     <w:p>
@@ -3324,7 +3254,7 @@
           <w:i w:val="0"/>
           <w:sz w:val="24"/>
         </w:rPr>
-        <w:t xml:space="preserve"> (DLA) seperti seri Orin NX/AGX Orin sehingga keuntungan INT8 khas DLA tidak berlaku, sementara FP32 tidak memanfaatkan penuh Tensor Core GPU Ampere pada perangkat ini untuk keuntungan akurasi yang hampir tidak terasa. Perbandingan akurasi FP32-proxy (hasil </w:t>
+        <w:t xml:space="preserve"> (DLA) seperti seri Orin NX/AGX Orin sehingga keuntungan INT8 khas DLA tidak berlaku, sementara FP32 tidak memanfaatkan penuh Tensor Core GPU Ampere pada perangkat ini untuk keuntungan akurasi yang hampir tidak terasa (lihat Bab I §1.1 mengenai keterbatasan DLA). Perbandingan akurasi FP32-proxy (hasil </w:t>
       </w:r>
       <w:r>
         <w:rPr>
@@ -3462,7 +3392,7 @@
           <w:i w:val="0"/>
           <w:sz w:val="24"/>
         </w:rPr>
-        <w:t xml:space="preserve"> (mis. Faster R-CNN). Penelitian ini menguji empat varian generasi YOLO kelas nano/tiny — YOLOv8n, YOLOv9t, YOLOv10n, dan YOLO26n — yang dipilih karena kelas ukuran model yang setara (anggaran komputasi kira-kira sebanding), sehingga selisih hasil antar model lebih mencerminkan perbedaan arsitektur generasi ketimbang perbedaan skala model. Salah satu perbedaan arsitektural penting antar generasi ini adalah pendekatan terhadap NMS: sebagian model generasi baru (mis. YOLO26n dalam repositori ini) bersifat </w:t>
+        <w:t xml:space="preserve"> (mis. Faster R-CNN). Penelitian ini menguji empat varian generasi YOLO kelas nano/tiny — YOLOv8n, YOLOv9t, YOLOv10n, dan YOLO26n — yang dipilih karena kelas ukuran model yang setara (anggaran komputasi kira- kira sebanding), sehingga selisih hasil antar model lebih mencerminkan perbedaan arsitektur generasi ketimbang perbedaan skala model. Salah satu perbedaan arsitektural penting antar generasi ini adalah pendekatan terhadap NMS: sebagian model generasi baru (mis. YOLO26n dalam repositori ini) bersifat </w:t>
       </w:r>
       <w:r>
         <w:rPr>
@@ -3480,7 +3410,7 @@
           <w:i w:val="0"/>
           <w:sz w:val="24"/>
         </w:rPr>
-        <w:t>, yaitu tidak memerlukan tahap NMS terpisah karena model sudah dilatih untuk menghasilkan prediksi tanpa duplikasi — poin ini relevan untuk interpretasi hasil rumusan masalah #2, karena optimasi NMS (EfficientNMS) secara inheren tidak berlaku sama untuk model NMS-free.</w:t>
+        <w:t>, yaitu tidak memerlukan tahap NMS terpisah karena model sudah dilatih untuk menghasilkan prediksi tanpa duplikasi — poin ini relevan untuk interpretasi hasil rumusan masalah kedua, karena optimasi NMS (EfficientNMS) secara inheren tidak berlaku sama untuk model NMS-free.</w:t>
       </w:r>
     </w:p>
     <w:p>
@@ -3742,7 +3672,7 @@
           <w:i w:val="0"/>
           <w:sz w:val="24"/>
         </w:rPr>
-        <w:t xml:space="preserve"> tambahan yang bergantung pada output detektor). Pendekatan ini berbeda dari yang digambarkan pada diagram arsitektur proposal awal (custom CUDA kernel dengan tahap </w:t>
+        <w:t xml:space="preserve"> tambahan yang bergantung pada output detektor). Pendekatan ini berbeda dari rancangan yang digambarkan pada diagram arsitektur proposal awal — sebuah kernel CUDA custom dengan tahap </w:t>
       </w:r>
       <w:r>
         <w:rPr>
@@ -3751,16 +3681,70 @@
           <w:i/>
           <w:sz w:val="24"/>
         </w:rPr>
-        <w:t>ParallelDispatch → Workers evaluasi pasangan IoU → Custom Map Kernel → ParallelReduce</w:t>
-      </w:r>
-      <w:r>
-        <w:rPr>
-          <w:rFonts w:ascii="Times New Roman" w:hAnsi="Times New Roman"/>
-          <w:b w:val="0"/>
-          <w:i w:val="0"/>
-          <w:sz w:val="24"/>
-        </w:rPr>
-        <w:t>) — proposal menggambarkan kernel paralel yang ditulis dari nol, sedangkan implementasi final memakai plugin siap pakai vendor. Perbedaan ini dijelaskan secara konsisten di Bab I, III, dan IV.</w:t>
+        <w:t>ParallelDispatch</w:t>
+      </w:r>
+      <w:r>
+        <w:rPr>
+          <w:rFonts w:ascii="Times New Roman" w:hAnsi="Times New Roman"/>
+          <w:b w:val="0"/>
+          <w:i w:val="0"/>
+          <w:sz w:val="24"/>
+        </w:rPr>
+        <w:t xml:space="preserve"> → </w:t>
+      </w:r>
+      <w:r>
+        <w:rPr>
+          <w:rFonts w:ascii="Times New Roman" w:hAnsi="Times New Roman"/>
+          <w:b w:val="0"/>
+          <w:i/>
+          <w:sz w:val="24"/>
+        </w:rPr>
+        <w:t>Workers</w:t>
+      </w:r>
+      <w:r>
+        <w:rPr>
+          <w:rFonts w:ascii="Times New Roman" w:hAnsi="Times New Roman"/>
+          <w:b w:val="0"/>
+          <w:i w:val="0"/>
+          <w:sz w:val="24"/>
+        </w:rPr>
+        <w:t xml:space="preserve"> evaluasi pasangan IoU → </w:t>
+      </w:r>
+      <w:r>
+        <w:rPr>
+          <w:rFonts w:ascii="Times New Roman" w:hAnsi="Times New Roman"/>
+          <w:b w:val="0"/>
+          <w:i/>
+          <w:sz w:val="24"/>
+        </w:rPr>
+        <w:t>Custom Map Kernel</w:t>
+      </w:r>
+      <w:r>
+        <w:rPr>
+          <w:rFonts w:ascii="Times New Roman" w:hAnsi="Times New Roman"/>
+          <w:b w:val="0"/>
+          <w:i w:val="0"/>
+          <w:sz w:val="24"/>
+        </w:rPr>
+        <w:t xml:space="preserve"> → </w:t>
+      </w:r>
+      <w:r>
+        <w:rPr>
+          <w:rFonts w:ascii="Times New Roman" w:hAnsi="Times New Roman"/>
+          <w:b w:val="0"/>
+          <w:i/>
+          <w:sz w:val="24"/>
+        </w:rPr>
+        <w:t>ParallelReduce</w:t>
+      </w:r>
+      <w:r>
+        <w:rPr>
+          <w:rFonts w:ascii="Times New Roman" w:hAnsi="Times New Roman"/>
+          <w:b w:val="0"/>
+          <w:i w:val="0"/>
+          <w:sz w:val="24"/>
+        </w:rPr>
+        <w:t xml:space="preserve"> — yang menggambarkan kernel paralel yang ditulis dari nol, sedangkan implementasi akhir penelitian ini memakai plugin siap pakai dari vendor.</w:t>
       </w:r>
     </w:p>
     <w:p>
@@ -3853,7 +3837,7 @@
           <w:i w:val="0"/>
           <w:sz w:val="24"/>
         </w:rPr>
-        <w:t xml:space="preserve"> yang dapat dikonfigurasi dengan beberapa profil algoritma tracking melalui berkas YAML, di antaranya:</w:t>
+        <w:t xml:space="preserve"> yang dapat dikonfigurasi dengan beberapa profil algoritma tracking melalui berkas YAML. Penelitian ini membandingkan dua profil yang mewakili ujung-ujung spektrum efisiensi komputasi:</w:t>
       </w:r>
     </w:p>
     <w:p>
@@ -3914,30 +3898,6 @@
           <w:sz w:val="24"/>
         </w:rPr>
         <w:t>), umumnya lebih akurat dalam mempertahankan identitas objek pada kondisi oklusi parsial, namun membutuhkan komputasi lebih berat karena proses ekstraksi fitur dan pencarian korelasi per objek per frame.</w:t>
-      </w:r>
-    </w:p>
-    <w:p>
-      <w:pPr>
-        <w:pStyle w:val="ListBullet"/>
-        <w:spacing w:line="360" w:lineRule="auto" w:after="80"/>
-      </w:pPr>
-      <w:r>
-        <w:rPr>
-          <w:rFonts w:ascii="Times New Roman" w:hAnsi="Times New Roman"/>
-          <w:b/>
-          <w:i w:val="0"/>
-          <w:sz w:val="24"/>
-        </w:rPr>
-        <w:t>NvDCF_perf</w:t>
-      </w:r>
-      <w:r>
-        <w:rPr>
-          <w:rFonts w:ascii="Times New Roman" w:hAnsi="Times New Roman"/>
-          <w:b w:val="0"/>
-          <w:i w:val="0"/>
-          <w:sz w:val="24"/>
-        </w:rPr>
-        <w:t>: varian NvDCF yang dikonfigurasi untuk profil performa (parameter dituning ke arah kecepatan, mengorbankan sebagian akurasi asosiasi ID).</w:t>
       </w:r>
     </w:p>
     <w:p>
@@ -4010,10 +3970,19 @@
         <w:rPr>
           <w:rFonts w:ascii="Times New Roman" w:hAnsi="Times New Roman"/>
           <w:b w:val="0"/>
-          <w:i w:val="0"/>
-          <w:sz w:val="24"/>
-        </w:rPr>
-        <w:t>Baseline implementasi proyek ini menggunakan profil NvDCF, dengan ketiga berkas konfigurasi (</w:t>
+          <w:i/>
+          <w:sz w:val="24"/>
+        </w:rPr>
+        <w:t>Baseline</w:t>
+      </w:r>
+      <w:r>
+        <w:rPr>
+          <w:rFonts w:ascii="Times New Roman" w:hAnsi="Times New Roman"/>
+          <w:b w:val="0"/>
+          <w:i w:val="0"/>
+          <w:sz w:val="24"/>
+        </w:rPr>
+        <w:t xml:space="preserve"> implementasi proyek ini menggunakan profil NvDCF, dengan kedua berkas konfigurasi (</w:t>
       </w:r>
       <w:r>
         <w:rPr>
@@ -4040,24 +4009,6 @@
           <w:i w:val="0"/>
           <w:sz w:val="24"/>
         </w:rPr>
-        <w:t>config/tracker_nvdcf_perf.yml</w:t>
-      </w:r>
-      <w:r>
-        <w:rPr>
-          <w:rFonts w:ascii="Times New Roman" w:hAnsi="Times New Roman"/>
-          <w:b w:val="0"/>
-          <w:i w:val="0"/>
-          <w:sz w:val="24"/>
-        </w:rPr>
-        <w:t xml:space="preserve">, </w:t>
-      </w:r>
-      <w:r>
-        <w:rPr>
-          <w:rFonts w:ascii="Consolas" w:hAnsi="Consolas"/>
-          <w:b w:val="0"/>
-          <w:i w:val="0"/>
-          <w:sz w:val="24"/>
-        </w:rPr>
         <w:t>config/tracker_nvsort.yml</w:t>
       </w:r>
       <w:r>
@@ -4085,7 +4036,7 @@
           <w:i w:val="0"/>
           <w:sz w:val="24"/>
         </w:rPr>
-        <w:t xml:space="preserve"> (NvDCF/NvDCF_perf) dan </w:t>
+        <w:t xml:space="preserve"> (NvDCF) dan </w:t>
       </w:r>
       <w:r>
         <w:rPr>
@@ -4103,7 +4054,7 @@
           <w:i w:val="0"/>
           <w:sz w:val="24"/>
         </w:rPr>
-        <w:t xml:space="preserve"> (NvSORT) inilah yang mendasari rumusan masalah #3 — namun sesuai Batasan Masalah §1.5 poin 5, penelitian ini </w:t>
+        <w:t xml:space="preserve"> (NvSORT) inilah yang mendasari rumusan masalah ketiga — namun sesuai Batasan Masalah Bab I §1.5 poin 5, penelitian ini </w:t>
       </w:r>
       <w:r>
         <w:rPr>
@@ -4155,7 +4106,7 @@
           <w:i w:val="0"/>
           <w:sz w:val="24"/>
         </w:rPr>
-        <w:t>Pembatasan ini bukan sekadar konsekuensi keterbatasan dataset, melainkan konsisten dengan definisi sumbu perbandingan yang sudah melekat pada desain ketiga profil tracker itu sendiri. Dokumentasi resmi NVIDIA (</w:t>
+        <w:t>Pembatasan ini bukan sekadar konsekuensi keterbatasan dataset, melainkan konsisten dengan definisi sumbu perbandingan yang sudah melekat pada desain kedua profil tracker itu sendiri. Dokumentasi resmi NVIDIA (</w:t>
       </w:r>
       <w:r>
         <w:rPr>
@@ -4173,7 +4124,7 @@
           <w:i w:val="0"/>
           <w:sz w:val="24"/>
         </w:rPr>
-        <w:t xml:space="preserve"> plugin manual, DeepStream SDK) menyatakan NvSORT "tidak melibatkan pemrosesan data piksel sama sekali" sehingga "efisien secara komputasi", sedangkan NvDCF memakai </w:t>
+        <w:t xml:space="preserve"> plugin manual, DeepStream SDK) menyatakan NvSORT "tidak melibatkan pemrosesan data piksel sama sekali" sehingga "efisien secara komputasi", dan menempatkan NvDCF sebagai tracker yang "sangat tangguh terhadap oklusi parsial" dengan parameter yang dapat disesuaikan untuk </w:t>
       </w:r>
       <w:r>
         <w:rPr>
@@ -4182,16 +4133,16 @@
           <w:i/>
           <w:sz w:val="24"/>
         </w:rPr>
-        <w:t>visual tracker</w:t>
-      </w:r>
-      <w:r>
-        <w:rPr>
-          <w:rFonts w:ascii="Times New Roman" w:hAnsi="Times New Roman"/>
-          <w:b w:val="0"/>
-          <w:i w:val="0"/>
-          <w:sz w:val="24"/>
-        </w:rPr>
-        <w:t xml:space="preserve"> berbasis </w:t>
+        <w:t>trade-off</w:t>
+      </w:r>
+      <w:r>
+        <w:rPr>
+          <w:rFonts w:ascii="Times New Roman" w:hAnsi="Times New Roman"/>
+          <w:b w:val="0"/>
+          <w:i w:val="0"/>
+          <w:sz w:val="24"/>
+        </w:rPr>
+        <w:t xml:space="preserve"> akurasi dan performa, sementara NvSORT digambarkan sebagai tracker yang "ringan" dengan "akurasi yang cukup memadai" (NVIDIA, t.t.). Sejalan dengan itu, tulisan resmi NVIDIA Developer Blog perihal DeepStream SDK 6.2 juga secara eksplisit menempatkan NvSORT sebagai </w:t>
       </w:r>
       <w:r>
         <w:rPr>
@@ -4200,16 +4151,16 @@
           <w:i/>
           <w:sz w:val="24"/>
         </w:rPr>
-        <w:t>discriminative correlation filter</w:t>
-      </w:r>
-      <w:r>
-        <w:rPr>
-          <w:rFonts w:ascii="Times New Roman" w:hAnsi="Times New Roman"/>
-          <w:b w:val="0"/>
-          <w:i w:val="0"/>
-          <w:sz w:val="24"/>
-        </w:rPr>
-        <w:t xml:space="preserve"> — yaitu pemrosesan fitur piksel per objek per frame (NVIDIA, DeepStream SDK Plugin Manual, bagian </w:t>
+        <w:t>"lightweight, CPU-only implementation but still competitively accurate"</w:t>
+      </w:r>
+      <w:r>
+        <w:rPr>
+          <w:rFonts w:ascii="Times New Roman" w:hAnsi="Times New Roman"/>
+          <w:b w:val="0"/>
+          <w:i w:val="0"/>
+          <w:sz w:val="24"/>
+        </w:rPr>
+        <w:t xml:space="preserve"> dan NvDCF sebagai penghasil </w:t>
       </w:r>
       <w:r>
         <w:rPr>
@@ -4218,16 +4169,16 @@
           <w:i/>
           <w:sz w:val="24"/>
         </w:rPr>
-        <w:t>Gst-nvtracker</w:t>
-      </w:r>
-      <w:r>
-        <w:rPr>
-          <w:rFonts w:ascii="Times New Roman" w:hAnsi="Times New Roman"/>
-          <w:b w:val="0"/>
-          <w:i w:val="0"/>
-          <w:sz w:val="24"/>
-        </w:rPr>
-        <w:t xml:space="preserve">). Postingan blog resmi NVIDIA Developer soal DeepStream SDK 6.2 juga secara eksplisit menempatkan NvSORT sebagai </w:t>
+        <w:t>"best accuracy and robustness"</w:t>
+      </w:r>
+      <w:r>
+        <w:rPr>
+          <w:rFonts w:ascii="Times New Roman" w:hAnsi="Times New Roman"/>
+          <w:b w:val="0"/>
+          <w:i w:val="0"/>
+          <w:sz w:val="24"/>
+        </w:rPr>
+        <w:t xml:space="preserve"> lewat kombinasi </w:t>
       </w:r>
       <w:r>
         <w:rPr>
@@ -4236,16 +4187,16 @@
           <w:i/>
           <w:sz w:val="24"/>
         </w:rPr>
-        <w:t>"lightweight, CPU-only implementation but still competitively accurate"</w:t>
-      </w:r>
-      <w:r>
-        <w:rPr>
-          <w:rFonts w:ascii="Times New Roman" w:hAnsi="Times New Roman"/>
-          <w:b w:val="0"/>
-          <w:i w:val="0"/>
-          <w:sz w:val="24"/>
-        </w:rPr>
-        <w:t xml:space="preserve"> dan NvDCF sebagai penghasil </w:t>
+        <w:t>conventional machine learning</w:t>
+      </w:r>
+      <w:r>
+        <w:rPr>
+          <w:rFonts w:ascii="Times New Roman" w:hAnsi="Times New Roman"/>
+          <w:b w:val="0"/>
+          <w:i w:val="0"/>
+          <w:sz w:val="24"/>
+        </w:rPr>
+        <w:t xml:space="preserve"> (DCF) dan </w:t>
       </w:r>
       <w:r>
         <w:rPr>
@@ -4254,42 +4205,6 @@
           <w:i/>
           <w:sz w:val="24"/>
         </w:rPr>
-        <w:t>"best accuracy and robustness"</w:t>
-      </w:r>
-      <w:r>
-        <w:rPr>
-          <w:rFonts w:ascii="Times New Roman" w:hAnsi="Times New Roman"/>
-          <w:b w:val="0"/>
-          <w:i w:val="0"/>
-          <w:sz w:val="24"/>
-        </w:rPr>
-        <w:t xml:space="preserve"> lewat kombinasi </w:t>
-      </w:r>
-      <w:r>
-        <w:rPr>
-          <w:rFonts w:ascii="Times New Roman" w:hAnsi="Times New Roman"/>
-          <w:b w:val="0"/>
-          <w:i/>
-          <w:sz w:val="24"/>
-        </w:rPr>
-        <w:t>conventional ML</w:t>
-      </w:r>
-      <w:r>
-        <w:rPr>
-          <w:rFonts w:ascii="Times New Roman" w:hAnsi="Times New Roman"/>
-          <w:b w:val="0"/>
-          <w:i w:val="0"/>
-          <w:sz w:val="24"/>
-        </w:rPr>
-        <w:t xml:space="preserve"> (DCF) dan </w:t>
-      </w:r>
-      <w:r>
-        <w:rPr>
-          <w:rFonts w:ascii="Times New Roman" w:hAnsi="Times New Roman"/>
-          <w:b w:val="0"/>
-          <w:i/>
-          <w:sz w:val="24"/>
-        </w:rPr>
         <w:t>deep learning</w:t>
       </w:r>
       <w:r>
@@ -4299,79 +4214,7 @@
           <w:i w:val="0"/>
           <w:sz w:val="24"/>
         </w:rPr>
-        <w:t xml:space="preserve"> (ReID) (NVIDIA Developer Blog, 2023). Preset </w:t>
-      </w:r>
-      <w:r>
-        <w:rPr>
-          <w:rFonts w:ascii="Consolas" w:hAnsi="Consolas"/>
-          <w:b w:val="0"/>
-          <w:i w:val="0"/>
-          <w:sz w:val="24"/>
-        </w:rPr>
-        <w:t>NvDCF_perf</w:t>
-      </w:r>
-      <w:r>
-        <w:rPr>
-          <w:rFonts w:ascii="Times New Roman" w:hAnsi="Times New Roman"/>
-          <w:b w:val="0"/>
-          <w:i w:val="0"/>
-          <w:sz w:val="24"/>
-        </w:rPr>
-        <w:t xml:space="preserve"> sendiri adalah hasil tuning resmi NVIDIA pada sumbu akurasi-vs-kecepatan yang sama (varian </w:t>
-      </w:r>
-      <w:r>
-        <w:rPr>
-          <w:rFonts w:ascii="Consolas" w:hAnsi="Consolas"/>
-          <w:b w:val="0"/>
-          <w:i w:val="0"/>
-          <w:sz w:val="24"/>
-        </w:rPr>
-        <w:t>max_perf</w:t>
-      </w:r>
-      <w:r>
-        <w:rPr>
-          <w:rFonts w:ascii="Times New Roman" w:hAnsi="Times New Roman"/>
-          <w:b w:val="0"/>
-          <w:i w:val="0"/>
-          <w:sz w:val="24"/>
-        </w:rPr>
-        <w:t>/</w:t>
-      </w:r>
-      <w:r>
-        <w:rPr>
-          <w:rFonts w:ascii="Consolas" w:hAnsi="Consolas"/>
-          <w:b w:val="0"/>
-          <w:i w:val="0"/>
-          <w:sz w:val="24"/>
-        </w:rPr>
-        <w:t>perf</w:t>
-      </w:r>
-      <w:r>
-        <w:rPr>
-          <w:rFonts w:ascii="Times New Roman" w:hAnsi="Times New Roman"/>
-          <w:b w:val="0"/>
-          <w:i w:val="0"/>
-          <w:sz w:val="24"/>
-        </w:rPr>
-        <w:t>/</w:t>
-      </w:r>
-      <w:r>
-        <w:rPr>
-          <w:rFonts w:ascii="Consolas" w:hAnsi="Consolas"/>
-          <w:b w:val="0"/>
-          <w:i w:val="0"/>
-          <w:sz w:val="24"/>
-        </w:rPr>
-        <w:t>accuracy</w:t>
-      </w:r>
-      <w:r>
-        <w:rPr>
-          <w:rFonts w:ascii="Times New Roman" w:hAnsi="Times New Roman"/>
-          <w:b w:val="0"/>
-          <w:i w:val="0"/>
-          <w:sz w:val="24"/>
-        </w:rPr>
-        <w:t xml:space="preserve"> dari NvDCF) — mengonfirmasi bahwa sumbu akurasi-vs-komputasi ini memang didesain vendor sebagai </w:t>
+        <w:t xml:space="preserve"> (ReID) (Shin &amp; Li, 2023). Kedua sumber ini mengonfirmasi bahwa sumbu akurasi-vs-komputasi antara NvDCF dan NvSORT memang didesain vendor sebagai </w:t>
       </w:r>
       <w:r>
         <w:rPr>
@@ -4405,7 +4248,7 @@
           <w:i w:val="0"/>
           <w:sz w:val="24"/>
         </w:rPr>
-        <w:t xml:space="preserve">Pendekatan mengevaluasi pilihan algoritma murni dari sisi biaya komputasi — dengan karakter akurasi/kualitas sudah diketahui dan tidak diukur ulang — juga punya preseden metodologis yang mapan di luar domain tracking: benchmark </w:t>
+        <w:t xml:space="preserve">Pendekatan mengevaluasi pilihan algoritma murni dari sisi biaya komputasi — dengan karakter akurasi/kualitas sudah diketahui dan tidak diukur ulang — juga memiliki preseden metodologis yang mapan di luar domain tracking: benchmark </w:t>
       </w:r>
       <w:r>
         <w:rPr>
@@ -4649,39 +4492,7 @@
           <w:i w:val="0"/>
           <w:sz w:val="24"/>
         </w:rPr>
-        <w:t xml:space="preserve"> — komponen akselerator khusus inferensi terpisah dari GPU utama — sehingga strategi optimasi yang bergantung pada DLA (seperti pada proposal awal penelitian ini yang menargetkan Jetson AGX Orin) tidak dapat diterapkan pada perangkat ini (lihat Bab I §1.1 dan §1.5 Batasan Masalah). Spesifikasi teknis rinci (jumlah CUDA core, kapasitas RAM, performa AI dalam TOPS sesuai SKU dan mode daya yang digunakan) akan dilengkapi merujuk pada </w:t>
-      </w:r>
-      <w:r>
-        <w:rPr>
-          <w:rFonts w:ascii="Times New Roman" w:hAnsi="Times New Roman"/>
-          <w:b w:val="0"/>
-          <w:i/>
-          <w:sz w:val="24"/>
-        </w:rPr>
-        <w:t>datasheet</w:t>
-      </w:r>
-      <w:r>
-        <w:rPr>
-          <w:rFonts w:ascii="Times New Roman" w:hAnsi="Times New Roman"/>
-          <w:b w:val="0"/>
-          <w:i w:val="0"/>
-          <w:sz w:val="24"/>
-        </w:rPr>
-        <w:t xml:space="preserve"> resmi NVIDIA setelah konfigurasi akhir perangkat pengujian ditetapkan, karena spesifikasi ini berbeda antar SKU (4GB/8GB) dan mode daya (7W/15W/25W/MAXN).</w:t>
-      </w:r>
-    </w:p>
-    <w:p>
-      <w:pPr>
-        <w:pStyle w:val="Heading3"/>
-        <w:spacing w:before="200" w:after="120"/>
-      </w:pPr>
-      <w:r>
-        <w:rPr>
-          <w:rFonts w:ascii="Times New Roman" w:hAnsi="Times New Roman"/>
-          <w:b/>
-          <w:sz w:val="24"/>
-        </w:rPr>
-        <w:t>2.2.8 Metrik Evaluasi</w:t>
+        <w:t xml:space="preserve"> — komponen akselerator khusus inferensi terpisah dari GPU utama — sehingga strategi optimasi yang bergantung pada DLA, seperti pada proposal awal penelitian ini yang menargetkan Jetson AGX Orin, tidak dapat diterapkan pada perangkat ini (lihat Bab I §1.1 dan §1.5 Batasan Masalah).</w:t>
       </w:r>
     </w:p>
     <w:p>
@@ -4697,7 +4508,61 @@
           <w:i w:val="0"/>
           <w:sz w:val="24"/>
         </w:rPr>
-        <w:t xml:space="preserve">Penelitian ini menggunakan dua kelompok metrik evaluasi, mengikuti pembagian pada proposal (§"Analisis dan Benchmarking") dan implementasi </w:t>
+        <w:t xml:space="preserve">Unit yang dipakai pada penelitian ini adalah varian </w:t>
+      </w:r>
+      <w:r>
+        <w:rPr>
+          <w:rFonts w:ascii="Times New Roman" w:hAnsi="Times New Roman"/>
+          <w:b/>
+          <w:i w:val="0"/>
+          <w:sz w:val="24"/>
+        </w:rPr>
+        <w:t>Jetson Orin Nano 4GB</w:t>
+      </w:r>
+      <w:r>
+        <w:rPr>
+          <w:rFonts w:ascii="Times New Roman" w:hAnsi="Times New Roman"/>
+          <w:b w:val="0"/>
+          <w:i w:val="0"/>
+          <w:sz w:val="24"/>
+        </w:rPr>
+        <w:t xml:space="preserve"> (bukan 8GB). Identifikasi ini didasarkan pada mode daya maksimum yang terbaca lewat </w:t>
+      </w:r>
+      <w:r>
+        <w:rPr>
+          <w:rFonts w:ascii="Consolas" w:hAnsi="Consolas"/>
+          <w:b w:val="0"/>
+          <w:i w:val="0"/>
+          <w:sz w:val="24"/>
+        </w:rPr>
+        <w:t>nvpmodel -q</w:t>
+      </w:r>
+      <w:r>
+        <w:rPr>
+          <w:rFonts w:ascii="Times New Roman" w:hAnsi="Times New Roman"/>
+          <w:b w:val="0"/>
+          <w:i w:val="0"/>
+          <w:sz w:val="24"/>
+        </w:rPr>
+        <w:t xml:space="preserve"> pada perangkat, yaitu </w:t>
+      </w:r>
+      <w:r>
+        <w:rPr>
+          <w:rFonts w:ascii="Times New Roman" w:hAnsi="Times New Roman"/>
+          <w:b/>
+          <w:i w:val="0"/>
+          <w:sz w:val="24"/>
+        </w:rPr>
+        <w:t>10W</w:t>
+      </w:r>
+      <w:r>
+        <w:rPr>
+          <w:rFonts w:ascii="Times New Roman" w:hAnsi="Times New Roman"/>
+          <w:b w:val="0"/>
+          <w:i w:val="0"/>
+          <w:sz w:val="24"/>
+        </w:rPr>
+        <w:t xml:space="preserve"> — nilai ini unik untuk SKU 4GB pada firmware standar (non-</w:t>
       </w:r>
       <w:r>
         <w:rPr>
@@ -4706,23 +4571,53 @@
           <w:i/>
           <w:sz w:val="24"/>
         </w:rPr>
-        <w:t>tooling</w:t>
-      </w:r>
-      <w:r>
-        <w:rPr>
-          <w:rFonts w:ascii="Times New Roman" w:hAnsi="Times New Roman"/>
-          <w:b w:val="0"/>
-          <w:i w:val="0"/>
-          <w:sz w:val="24"/>
-        </w:rPr>
-        <w:t xml:space="preserve"> yang sudah tersedia:</w:t>
-      </w:r>
-    </w:p>
-    <w:p>
-      <w:pPr>
-        <w:pStyle w:val="ListBullet"/>
-        <w:spacing w:line="360" w:lineRule="auto" w:after="80"/>
-      </w:pPr>
+        <w:t>Super</w:t>
+      </w:r>
+      <w:r>
+        <w:rPr>
+          <w:rFonts w:ascii="Times New Roman" w:hAnsi="Times New Roman"/>
+          <w:b w:val="0"/>
+          <w:i w:val="0"/>
+          <w:sz w:val="24"/>
+        </w:rPr>
+        <w:t xml:space="preserve">): modul 8GB pada firmware yang sama hanya memiliki mode 7W/15W (tidak ada mode 10W), sesuai tabel </w:t>
+      </w:r>
+      <w:r>
+        <w:rPr>
+          <w:rFonts w:ascii="Times New Roman" w:hAnsi="Times New Roman"/>
+          <w:b w:val="0"/>
+          <w:i/>
+          <w:sz w:val="24"/>
+        </w:rPr>
+        <w:t>Operating Requirements</w:t>
+      </w:r>
+      <w:r>
+        <w:rPr>
+          <w:rFonts w:ascii="Times New Roman" w:hAnsi="Times New Roman"/>
+          <w:b w:val="0"/>
+          <w:i w:val="0"/>
+          <w:sz w:val="24"/>
+        </w:rPr>
+        <w:t xml:space="preserve"> pada </w:t>
+      </w:r>
+      <w:r>
+        <w:rPr>
+          <w:rFonts w:ascii="Times New Roman" w:hAnsi="Times New Roman"/>
+          <w:b w:val="0"/>
+          <w:i/>
+          <w:sz w:val="24"/>
+        </w:rPr>
+        <w:t>datasheet</w:t>
+      </w:r>
+      <w:r>
+        <w:rPr>
+          <w:rFonts w:ascii="Times New Roman" w:hAnsi="Times New Roman"/>
+          <w:b w:val="0"/>
+          <w:i w:val="0"/>
+          <w:sz w:val="24"/>
+        </w:rPr>
+        <w:t xml:space="preserve"> resmi NVIDIA (NVIDIA, 2024). Karena mode maksimum yang terbaca adalah 10W — bukan 25W — perangkat juga dipastikan berjalan pada konfigurasi daya </w:t>
+      </w:r>
       <w:r>
         <w:rPr>
           <w:rFonts w:ascii="Times New Roman" w:hAnsi="Times New Roman"/>
@@ -4730,70 +4625,16 @@
           <w:i w:val="0"/>
           <w:sz w:val="24"/>
         </w:rPr>
-        <w:t>Kualitas deteksi</w:t>
-      </w:r>
-      <w:r>
-        <w:rPr>
-          <w:rFonts w:ascii="Times New Roman" w:hAnsi="Times New Roman"/>
-          <w:b w:val="0"/>
-          <w:i w:val="0"/>
-          <w:sz w:val="24"/>
-        </w:rPr>
-        <w:t xml:space="preserve">: </w:t>
-      </w:r>
-      <w:r>
-        <w:rPr>
-          <w:rFonts w:ascii="Times New Roman" w:hAnsi="Times New Roman"/>
-          <w:b w:val="0"/>
-          <w:i/>
-          <w:sz w:val="24"/>
-        </w:rPr>
-        <w:t>precision</w:t>
-      </w:r>
-      <w:r>
-        <w:rPr>
-          <w:rFonts w:ascii="Times New Roman" w:hAnsi="Times New Roman"/>
-          <w:b w:val="0"/>
-          <w:i w:val="0"/>
-          <w:sz w:val="24"/>
-        </w:rPr>
-        <w:t xml:space="preserve">, </w:t>
-      </w:r>
-      <w:r>
-        <w:rPr>
-          <w:rFonts w:ascii="Times New Roman" w:hAnsi="Times New Roman"/>
-          <w:b w:val="0"/>
-          <w:i/>
-          <w:sz w:val="24"/>
-        </w:rPr>
-        <w:t>recall</w:t>
-      </w:r>
-      <w:r>
-        <w:rPr>
-          <w:rFonts w:ascii="Times New Roman" w:hAnsi="Times New Roman"/>
-          <w:b w:val="0"/>
-          <w:i w:val="0"/>
-          <w:sz w:val="24"/>
-        </w:rPr>
-        <w:t xml:space="preserve">, dan </w:t>
-      </w:r>
-      <w:r>
-        <w:rPr>
-          <w:rFonts w:ascii="Times New Roman" w:hAnsi="Times New Roman"/>
-          <w:b w:val="0"/>
-          <w:i/>
-          <w:sz w:val="24"/>
-        </w:rPr>
-        <w:t>mean Average Precision</w:t>
-      </w:r>
-      <w:r>
-        <w:rPr>
-          <w:rFonts w:ascii="Times New Roman" w:hAnsi="Times New Roman"/>
-          <w:b w:val="0"/>
-          <w:i w:val="0"/>
-          <w:sz w:val="24"/>
-        </w:rPr>
-        <w:t xml:space="preserve"> (mAP, pada IoU threshold 0.5 dan rentang 0.5:0.95) — dihitung menggunakan </w:t>
+        <w:t>default</w:t>
+      </w:r>
+      <w:r>
+        <w:rPr>
+          <w:rFonts w:ascii="Times New Roman" w:hAnsi="Times New Roman"/>
+          <w:b w:val="0"/>
+          <w:i w:val="0"/>
+          <w:sz w:val="24"/>
+        </w:rPr>
+        <w:t xml:space="preserve"> (7W/10W), bukan mode </w:t>
       </w:r>
       <w:r>
         <w:rPr>
@@ -4802,370 +4643,16 @@
           <w:i w:val="0"/>
           <w:sz w:val="24"/>
         </w:rPr>
-        <w:t>pycocotools.cocoeval.COCOeval</w:t>
-      </w:r>
-      <w:r>
-        <w:rPr>
-          <w:rFonts w:ascii="Times New Roman" w:hAnsi="Times New Roman"/>
-          <w:b w:val="0"/>
-          <w:i w:val="0"/>
-          <w:sz w:val="24"/>
-        </w:rPr>
-        <w:t xml:space="preserve"> untuk hasil </w:t>
-      </w:r>
-      <w:r>
-        <w:rPr>
-          <w:rFonts w:ascii="Times New Roman" w:hAnsi="Times New Roman"/>
-          <w:b w:val="0"/>
-          <w:i/>
-          <w:sz w:val="24"/>
-        </w:rPr>
-        <w:t>as-deployed</w:t>
-      </w:r>
-      <w:r>
-        <w:rPr>
-          <w:rFonts w:ascii="Times New Roman" w:hAnsi="Times New Roman"/>
-          <w:b w:val="0"/>
-          <w:i w:val="0"/>
-          <w:sz w:val="24"/>
-        </w:rPr>
-        <w:t xml:space="preserve"> FP16, dan </w:t>
-      </w:r>
-      <w:r>
-        <w:rPr>
-          <w:rFonts w:ascii="Consolas" w:hAnsi="Consolas"/>
-          <w:b w:val="0"/>
-          <w:i w:val="0"/>
-          <w:sz w:val="24"/>
-        </w:rPr>
-        <w:t>Ultralytics YOLO.val()</w:t>
-      </w:r>
-      <w:r>
-        <w:rPr>
-          <w:rFonts w:ascii="Times New Roman" w:hAnsi="Times New Roman"/>
-          <w:b w:val="0"/>
-          <w:i w:val="0"/>
-          <w:sz w:val="24"/>
-        </w:rPr>
-        <w:t xml:space="preserve"> untuk baseline FP32-proxy.</w:t>
-      </w:r>
-    </w:p>
-    <w:p>
-      <w:pPr>
-        <w:pStyle w:val="ListBullet"/>
-        <w:spacing w:line="360" w:lineRule="auto" w:after="80"/>
-      </w:pPr>
-      <w:r>
-        <w:rPr>
-          <w:rFonts w:ascii="Times New Roman" w:hAnsi="Times New Roman"/>
-          <w:b/>
-          <w:i w:val="0"/>
-          <w:sz w:val="24"/>
-        </w:rPr>
-        <w:t>Performa runtime</w:t>
-      </w:r>
-      <w:r>
-        <w:rPr>
-          <w:rFonts w:ascii="Times New Roman" w:hAnsi="Times New Roman"/>
-          <w:b w:val="0"/>
-          <w:i w:val="0"/>
-          <w:sz w:val="24"/>
-        </w:rPr>
-        <w:t xml:space="preserve">: </w:t>
-      </w:r>
-      <w:r>
-        <w:rPr>
-          <w:rFonts w:ascii="Times New Roman" w:hAnsi="Times New Roman"/>
-          <w:b w:val="0"/>
-          <w:i/>
-          <w:sz w:val="24"/>
-        </w:rPr>
-        <w:t>throughput</w:t>
-      </w:r>
-      <w:r>
-        <w:rPr>
-          <w:rFonts w:ascii="Times New Roman" w:hAnsi="Times New Roman"/>
-          <w:b w:val="0"/>
-          <w:i w:val="0"/>
-          <w:sz w:val="24"/>
-        </w:rPr>
-        <w:t xml:space="preserve"> (FPS) dan latensi </w:t>
-      </w:r>
-      <w:r>
-        <w:rPr>
-          <w:rFonts w:ascii="Times New Roman" w:hAnsi="Times New Roman"/>
-          <w:b w:val="0"/>
-          <w:i/>
-          <w:sz w:val="24"/>
-        </w:rPr>
-        <w:t>end-to-end</w:t>
-      </w:r>
-      <w:r>
-        <w:rPr>
-          <w:rFonts w:ascii="Times New Roman" w:hAnsi="Times New Roman"/>
-          <w:b w:val="0"/>
-          <w:i w:val="0"/>
-          <w:sz w:val="24"/>
-        </w:rPr>
-        <w:t xml:space="preserve"> maupun latensi per-komponen pipeline (</w:t>
-      </w:r>
-      <w:r>
-        <w:rPr>
-          <w:rFonts w:ascii="Consolas" w:hAnsi="Consolas"/>
-          <w:b w:val="0"/>
-          <w:i w:val="0"/>
-          <w:sz w:val="24"/>
-        </w:rPr>
-        <w:t>Lat_PreMux_ms</w:t>
-      </w:r>
-      <w:r>
-        <w:rPr>
-          <w:rFonts w:ascii="Times New Roman" w:hAnsi="Times New Roman"/>
-          <w:b w:val="0"/>
-          <w:i w:val="0"/>
-          <w:sz w:val="24"/>
-        </w:rPr>
-        <w:t xml:space="preserve">, </w:t>
-      </w:r>
-      <w:r>
-        <w:rPr>
-          <w:rFonts w:ascii="Consolas" w:hAnsi="Consolas"/>
-          <w:b w:val="0"/>
-          <w:i w:val="0"/>
-          <w:sz w:val="24"/>
-        </w:rPr>
-        <w:t>Lat_Mux_ms</w:t>
-      </w:r>
-      <w:r>
-        <w:rPr>
-          <w:rFonts w:ascii="Times New Roman" w:hAnsi="Times New Roman"/>
-          <w:b w:val="0"/>
-          <w:i w:val="0"/>
-          <w:sz w:val="24"/>
-        </w:rPr>
-        <w:t xml:space="preserve">, </w:t>
-      </w:r>
-      <w:r>
-        <w:rPr>
-          <w:rFonts w:ascii="Consolas" w:hAnsi="Consolas"/>
-          <w:b w:val="0"/>
-          <w:i w:val="0"/>
-          <w:sz w:val="24"/>
-        </w:rPr>
-        <w:t>Lat_Infer_ms</w:t>
-      </w:r>
-      <w:r>
-        <w:rPr>
-          <w:rFonts w:ascii="Times New Roman" w:hAnsi="Times New Roman"/>
-          <w:b w:val="0"/>
-          <w:i w:val="0"/>
-          <w:sz w:val="24"/>
-        </w:rPr>
-        <w:t xml:space="preserve">, </w:t>
-      </w:r>
-      <w:r>
-        <w:rPr>
-          <w:rFonts w:ascii="Consolas" w:hAnsi="Consolas"/>
-          <w:b w:val="0"/>
-          <w:i w:val="0"/>
-          <w:sz w:val="24"/>
-        </w:rPr>
-        <w:t>Lat_Tracker_ms</w:t>
-      </w:r>
-      <w:r>
-        <w:rPr>
-          <w:rFonts w:ascii="Times New Roman" w:hAnsi="Times New Roman"/>
-          <w:b w:val="0"/>
-          <w:i w:val="0"/>
-          <w:sz w:val="24"/>
-        </w:rPr>
-        <w:t xml:space="preserve">, </w:t>
-      </w:r>
-      <w:r>
-        <w:rPr>
-          <w:rFonts w:ascii="Consolas" w:hAnsi="Consolas"/>
-          <w:b w:val="0"/>
-          <w:i w:val="0"/>
-          <w:sz w:val="24"/>
-        </w:rPr>
-        <w:t>Lat_PreOSD_ms</w:t>
-      </w:r>
-      <w:r>
-        <w:rPr>
-          <w:rFonts w:ascii="Times New Roman" w:hAnsi="Times New Roman"/>
-          <w:b w:val="0"/>
-          <w:i w:val="0"/>
-          <w:sz w:val="24"/>
-        </w:rPr>
-        <w:t xml:space="preserve">, </w:t>
-      </w:r>
-      <w:r>
-        <w:rPr>
-          <w:rFonts w:ascii="Consolas" w:hAnsi="Consolas"/>
-          <w:b w:val="0"/>
-          <w:i w:val="0"/>
-          <w:sz w:val="24"/>
-        </w:rPr>
-        <w:t>Lat_OSD_ms</w:t>
-      </w:r>
-      <w:r>
-        <w:rPr>
-          <w:rFonts w:ascii="Times New Roman" w:hAnsi="Times New Roman"/>
-          <w:b w:val="0"/>
-          <w:i w:val="0"/>
-          <w:sz w:val="24"/>
-        </w:rPr>
-        <w:t xml:space="preserve">, </w:t>
-      </w:r>
-      <w:r>
-        <w:rPr>
-          <w:rFonts w:ascii="Consolas" w:hAnsi="Consolas"/>
-          <w:b w:val="0"/>
-          <w:i w:val="0"/>
-          <w:sz w:val="24"/>
-        </w:rPr>
-        <w:t>Lat_Output_ms</w:t>
-      </w:r>
-      <w:r>
-        <w:rPr>
-          <w:rFonts w:ascii="Times New Roman" w:hAnsi="Times New Roman"/>
-          <w:b w:val="0"/>
-          <w:i w:val="0"/>
-          <w:sz w:val="24"/>
-        </w:rPr>
-        <w:t xml:space="preserve"> — kolom pada </w:t>
-      </w:r>
-      <w:r>
-        <w:rPr>
-          <w:rFonts w:ascii="Consolas" w:hAnsi="Consolas"/>
-          <w:b w:val="0"/>
-          <w:i w:val="0"/>
-          <w:sz w:val="24"/>
-        </w:rPr>
-        <w:t>fps.csv</w:t>
-      </w:r>
-      <w:r>
-        <w:rPr>
-          <w:rFonts w:ascii="Times New Roman" w:hAnsi="Times New Roman"/>
-          <w:b w:val="0"/>
-          <w:i w:val="0"/>
-          <w:sz w:val="24"/>
-        </w:rPr>
-        <w:t xml:space="preserve">), diukur dengan </w:t>
-      </w:r>
-      <w:r>
-        <w:rPr>
-          <w:rFonts w:ascii="Times New Roman" w:hAnsi="Times New Roman"/>
-          <w:b w:val="0"/>
-          <w:i/>
-          <w:sz w:val="24"/>
-        </w:rPr>
-        <w:t>pad probe</w:t>
-      </w:r>
-      <w:r>
-        <w:rPr>
-          <w:rFonts w:ascii="Times New Roman" w:hAnsi="Times New Roman"/>
-          <w:b w:val="0"/>
-          <w:i w:val="0"/>
-          <w:sz w:val="24"/>
-        </w:rPr>
-        <w:t xml:space="preserve"> GStreamer pada tiap elemen pipeline agar tidak mengganggu jalur kritis yang sedang diukur (logger berjalan di thread terpisah via </w:t>
-      </w:r>
-      <w:r>
-        <w:rPr>
-          <w:rFonts w:ascii="Consolas" w:hAnsi="Consolas"/>
-          <w:b w:val="0"/>
-          <w:i w:val="0"/>
-          <w:sz w:val="24"/>
-        </w:rPr>
-        <w:t>GAsyncQueue</w:t>
-      </w:r>
-      <w:r>
-        <w:rPr>
-          <w:rFonts w:ascii="Times New Roman" w:hAnsi="Times New Roman"/>
-          <w:b w:val="0"/>
-          <w:i w:val="0"/>
-          <w:sz w:val="24"/>
-        </w:rPr>
-        <w:t>).</w:t>
-      </w:r>
-    </w:p>
-    <w:p>
-      <w:pPr>
-        <w:pStyle w:val="ListBullet"/>
-        <w:spacing w:line="360" w:lineRule="auto" w:after="80"/>
-      </w:pPr>
-      <w:r>
-        <w:rPr>
-          <w:rFonts w:ascii="Times New Roman" w:hAnsi="Times New Roman"/>
-          <w:b/>
-          <w:i w:val="0"/>
-          <w:sz w:val="24"/>
-        </w:rPr>
-        <w:t>Utilisasi sumber daya</w:t>
-      </w:r>
-      <w:r>
-        <w:rPr>
-          <w:rFonts w:ascii="Times New Roman" w:hAnsi="Times New Roman"/>
-          <w:b w:val="0"/>
-          <w:i w:val="0"/>
-          <w:sz w:val="24"/>
-        </w:rPr>
-        <w:t>: penggunaan GPU (%), CPU per-core (%), RAM, dan konsumsi daya per-</w:t>
-      </w:r>
-      <w:r>
-        <w:rPr>
-          <w:rFonts w:ascii="Times New Roman" w:hAnsi="Times New Roman"/>
-          <w:b w:val="0"/>
-          <w:i/>
-          <w:sz w:val="24"/>
-        </w:rPr>
-        <w:t>rail</w:t>
-      </w:r>
-      <w:r>
-        <w:rPr>
-          <w:rFonts w:ascii="Times New Roman" w:hAnsi="Times New Roman"/>
-          <w:b w:val="0"/>
-          <w:i w:val="0"/>
-          <w:sz w:val="24"/>
-        </w:rPr>
-        <w:t xml:space="preserve">, diambil dari </w:t>
-      </w:r>
-      <w:r>
-        <w:rPr>
-          <w:rFonts w:ascii="Consolas" w:hAnsi="Consolas"/>
-          <w:b w:val="0"/>
-          <w:i w:val="0"/>
-          <w:sz w:val="24"/>
-        </w:rPr>
-        <w:t>tegrastats</w:t>
-      </w:r>
-      <w:r>
-        <w:rPr>
-          <w:rFonts w:ascii="Times New Roman" w:hAnsi="Times New Roman"/>
-          <w:b w:val="0"/>
-          <w:i w:val="0"/>
-          <w:sz w:val="24"/>
-        </w:rPr>
-        <w:t xml:space="preserve"> dan diproses menjadi </w:t>
-      </w:r>
-      <w:r>
-        <w:rPr>
-          <w:rFonts w:ascii="Consolas" w:hAnsi="Consolas"/>
-          <w:b w:val="0"/>
-          <w:i w:val="0"/>
-          <w:sz w:val="24"/>
-        </w:rPr>
-        <w:t>hardware_analysis.csv</w:t>
-      </w:r>
-      <w:r>
-        <w:rPr>
-          <w:rFonts w:ascii="Times New Roman" w:hAnsi="Times New Roman"/>
-          <w:b w:val="0"/>
-          <w:i w:val="0"/>
-          <w:sz w:val="24"/>
-        </w:rPr>
-        <w:t>.</w:t>
+        <w:t>MAXN_SUPER</w:t>
+      </w:r>
+      <w:r>
+        <w:rPr>
+          <w:rFonts w:ascii="Times New Roman" w:hAnsi="Times New Roman"/>
+          <w:b w:val="0"/>
+          <w:i w:val="0"/>
+          <w:sz w:val="24"/>
+        </w:rPr>
+        <w:t xml:space="preserve"> (JetPack 6.2+), sehingga performa GPU/CPU yang menjadi acuan Bab IV mencerminkan batas atas mode default tersebut, bukan performa puncak SoC.</w:t>
       </w:r>
     </w:p>
     <w:p>
@@ -5177,26 +4664,554 @@
       <w:r>
         <w:rPr>
           <w:rFonts w:ascii="Times New Roman" w:hAnsi="Times New Roman"/>
-          <w:b w:val="0"/>
-          <w:i w:val="0"/>
-          <w:sz w:val="24"/>
-        </w:rPr>
-        <w:t>Kriteria evaluasi lengkap (ambang throughput/latensi real-time, serta metrik spesifik untuk masing-masing rumusan masalah) dirinci di Bab III §3.6.</w:t>
+          <w:b/>
+          <w:i w:val="0"/>
+          <w:sz w:val="24"/>
+        </w:rPr>
+        <w:t>Tabel 2.1</w:t>
+      </w:r>
+      <w:r>
+        <w:rPr>
+          <w:rFonts w:ascii="Times New Roman" w:hAnsi="Times New Roman"/>
+          <w:b w:val="0"/>
+          <w:i w:val="0"/>
+          <w:sz w:val="24"/>
+        </w:rPr>
+        <w:t xml:space="preserve"> Spesifikasi Jetson Orin Nano 4GB (NVIDIA, 2024)</w:t>
       </w:r>
     </w:p>
+    <w:tbl>
+      <w:tblPr>
+        <w:tblStyle w:val="TableGrid"/>
+        <w:tblW w:type="auto" w:w="0"/>
+        <w:jc w:val="center"/>
+        <w:tblLook w:firstColumn="1" w:firstRow="1" w:lastColumn="0" w:lastRow="0" w:noHBand="0" w:noVBand="1" w:val="04A0"/>
+      </w:tblPr>
+      <w:tblGrid>
+        <w:gridCol w:w="2757"/>
+        <w:gridCol w:w="2757"/>
+        <w:gridCol w:w="2757"/>
+      </w:tblGrid>
+      <w:tr>
+        <w:tc>
+          <w:tcPr>
+            <w:tcW w:type="dxa" w:w="2757"/>
+          </w:tcPr>
+          <w:p>
+            <w:r/>
+            <w:r>
+              <w:rPr>
+                <w:rFonts w:ascii="Times New Roman" w:hAnsi="Times New Roman"/>
+                <w:b/>
+                <w:i w:val="0"/>
+                <w:sz w:val="21"/>
+              </w:rPr>
+              <w:t>Komponen</w:t>
+            </w:r>
+          </w:p>
+        </w:tc>
+        <w:tc>
+          <w:tcPr>
+            <w:tcW w:type="dxa" w:w="2757"/>
+          </w:tcPr>
+          <w:p>
+            <w:r/>
+            <w:r>
+              <w:rPr>
+                <w:rFonts w:ascii="Times New Roman" w:hAnsi="Times New Roman"/>
+                <w:b/>
+                <w:i w:val="0"/>
+                <w:sz w:val="21"/>
+              </w:rPr>
+              <w:t>Mode default (7W/10W) — dipakai penelitian ini</w:t>
+            </w:r>
+          </w:p>
+        </w:tc>
+        <w:tc>
+          <w:tcPr>
+            <w:tcW w:type="dxa" w:w="2757"/>
+          </w:tcPr>
+          <w:p>
+            <w:r/>
+            <w:r>
+              <w:rPr>
+                <w:rFonts w:ascii="Times New Roman" w:hAnsi="Times New Roman"/>
+                <w:b/>
+                <w:i w:val="0"/>
+                <w:sz w:val="21"/>
+              </w:rPr>
+              <w:t xml:space="preserve">Mode </w:t>
+            </w:r>
+            <w:r>
+              <w:rPr>
+                <w:rFonts w:ascii="Consolas" w:hAnsi="Consolas"/>
+                <w:b/>
+                <w:i w:val="0"/>
+                <w:sz w:val="21"/>
+              </w:rPr>
+              <w:t>MAXN_SUPER</w:t>
+            </w:r>
+            <w:r>
+              <w:rPr>
+                <w:rFonts w:ascii="Times New Roman" w:hAnsi="Times New Roman"/>
+                <w:b/>
+                <w:i w:val="0"/>
+                <w:sz w:val="21"/>
+              </w:rPr>
+              <w:t xml:space="preserve"> (tidak dipakai)</w:t>
+            </w:r>
+          </w:p>
+        </w:tc>
+      </w:tr>
+      <w:tr>
+        <w:tc>
+          <w:tcPr>
+            <w:tcW w:type="dxa" w:w="2757"/>
+          </w:tcPr>
+          <w:p>
+            <w:r/>
+            <w:r>
+              <w:rPr>
+                <w:rFonts w:ascii="Times New Roman" w:hAnsi="Times New Roman"/>
+                <w:b w:val="0"/>
+                <w:i w:val="0"/>
+                <w:sz w:val="21"/>
+              </w:rPr>
+              <w:t>GPU</w:t>
+            </w:r>
+          </w:p>
+        </w:tc>
+        <w:tc>
+          <w:tcPr>
+            <w:tcW w:type="dxa" w:w="2757"/>
+          </w:tcPr>
+          <w:p>
+            <w:r/>
+            <w:r>
+              <w:rPr>
+                <w:rFonts w:ascii="Times New Roman" w:hAnsi="Times New Roman"/>
+                <w:b w:val="0"/>
+                <w:i w:val="0"/>
+                <w:sz w:val="21"/>
+              </w:rPr>
+              <w:t>Ampere, 512 CUDA core, 16 Tensor core (generasi ke-3), hingga 625 MHz</w:t>
+            </w:r>
+          </w:p>
+        </w:tc>
+        <w:tc>
+          <w:tcPr>
+            <w:tcW w:type="dxa" w:w="2757"/>
+          </w:tcPr>
+          <w:p>
+            <w:r/>
+            <w:r>
+              <w:rPr>
+                <w:rFonts w:ascii="Times New Roman" w:hAnsi="Times New Roman"/>
+                <w:b w:val="0"/>
+                <w:i w:val="0"/>
+                <w:sz w:val="21"/>
+              </w:rPr>
+              <w:t>hingga 1020 MHz</w:t>
+            </w:r>
+          </w:p>
+        </w:tc>
+      </w:tr>
+      <w:tr>
+        <w:tc>
+          <w:tcPr>
+            <w:tcW w:type="dxa" w:w="2757"/>
+          </w:tcPr>
+          <w:p>
+            <w:r/>
+            <w:r>
+              <w:rPr>
+                <w:rFonts w:ascii="Times New Roman" w:hAnsi="Times New Roman"/>
+                <w:b w:val="0"/>
+                <w:i w:val="0"/>
+                <w:sz w:val="21"/>
+              </w:rPr>
+              <w:t>Performa AI (INT8)</w:t>
+            </w:r>
+          </w:p>
+        </w:tc>
+        <w:tc>
+          <w:tcPr>
+            <w:tcW w:type="dxa" w:w="2757"/>
+          </w:tcPr>
+          <w:p>
+            <w:r/>
+            <w:r>
+              <w:rPr>
+                <w:rFonts w:ascii="Times New Roman" w:hAnsi="Times New Roman"/>
+                <w:b w:val="0"/>
+                <w:i w:val="0"/>
+                <w:sz w:val="21"/>
+              </w:rPr>
+              <w:t>10 TOPS (</w:t>
+            </w:r>
+            <w:r>
+              <w:rPr>
+                <w:rFonts w:ascii="Times New Roman" w:hAnsi="Times New Roman"/>
+                <w:b w:val="0"/>
+                <w:i/>
+                <w:sz w:val="21"/>
+              </w:rPr>
+              <w:t>dense</w:t>
+            </w:r>
+            <w:r>
+              <w:rPr>
+                <w:rFonts w:ascii="Times New Roman" w:hAnsi="Times New Roman"/>
+                <w:b w:val="0"/>
+                <w:i w:val="0"/>
+                <w:sz w:val="21"/>
+              </w:rPr>
+              <w:t>) / 20 TOPS (</w:t>
+            </w:r>
+            <w:r>
+              <w:rPr>
+                <w:rFonts w:ascii="Times New Roman" w:hAnsi="Times New Roman"/>
+                <w:b w:val="0"/>
+                <w:i/>
+                <w:sz w:val="21"/>
+              </w:rPr>
+              <w:t>sparse</w:t>
+            </w:r>
+            <w:r>
+              <w:rPr>
+                <w:rFonts w:ascii="Times New Roman" w:hAnsi="Times New Roman"/>
+                <w:b w:val="0"/>
+                <w:i w:val="0"/>
+                <w:sz w:val="21"/>
+              </w:rPr>
+              <w:t>)</w:t>
+            </w:r>
+          </w:p>
+        </w:tc>
+        <w:tc>
+          <w:tcPr>
+            <w:tcW w:type="dxa" w:w="2757"/>
+          </w:tcPr>
+          <w:p>
+            <w:r/>
+            <w:r>
+              <w:rPr>
+                <w:rFonts w:ascii="Times New Roman" w:hAnsi="Times New Roman"/>
+                <w:b w:val="0"/>
+                <w:i w:val="0"/>
+                <w:sz w:val="21"/>
+              </w:rPr>
+              <w:t>17 TOPS (</w:t>
+            </w:r>
+            <w:r>
+              <w:rPr>
+                <w:rFonts w:ascii="Times New Roman" w:hAnsi="Times New Roman"/>
+                <w:b w:val="0"/>
+                <w:i/>
+                <w:sz w:val="21"/>
+              </w:rPr>
+              <w:t>dense</w:t>
+            </w:r>
+            <w:r>
+              <w:rPr>
+                <w:rFonts w:ascii="Times New Roman" w:hAnsi="Times New Roman"/>
+                <w:b w:val="0"/>
+                <w:i w:val="0"/>
+                <w:sz w:val="21"/>
+              </w:rPr>
+              <w:t>) / 34 TOPS (</w:t>
+            </w:r>
+            <w:r>
+              <w:rPr>
+                <w:rFonts w:ascii="Times New Roman" w:hAnsi="Times New Roman"/>
+                <w:b w:val="0"/>
+                <w:i/>
+                <w:sz w:val="21"/>
+              </w:rPr>
+              <w:t>sparse</w:t>
+            </w:r>
+            <w:r>
+              <w:rPr>
+                <w:rFonts w:ascii="Times New Roman" w:hAnsi="Times New Roman"/>
+                <w:b w:val="0"/>
+                <w:i w:val="0"/>
+                <w:sz w:val="21"/>
+              </w:rPr>
+              <w:t>)</w:t>
+            </w:r>
+          </w:p>
+        </w:tc>
+      </w:tr>
+      <w:tr>
+        <w:tc>
+          <w:tcPr>
+            <w:tcW w:type="dxa" w:w="2757"/>
+          </w:tcPr>
+          <w:p>
+            <w:r/>
+            <w:r>
+              <w:rPr>
+                <w:rFonts w:ascii="Times New Roman" w:hAnsi="Times New Roman"/>
+                <w:b w:val="0"/>
+                <w:i w:val="0"/>
+                <w:sz w:val="21"/>
+              </w:rPr>
+              <w:t>CPU</w:t>
+            </w:r>
+          </w:p>
+        </w:tc>
+        <w:tc>
+          <w:tcPr>
+            <w:tcW w:type="dxa" w:w="2757"/>
+          </w:tcPr>
+          <w:p>
+            <w:r/>
+            <w:r>
+              <w:rPr>
+                <w:rFonts w:ascii="Times New Roman" w:hAnsi="Times New Roman"/>
+                <w:b w:val="0"/>
+                <w:i w:val="0"/>
+                <w:sz w:val="21"/>
+              </w:rPr>
+              <w:t xml:space="preserve">6-core Arm Cortex-A78AE (2 klaster: 4-core + 2-core), </w:t>
+            </w:r>
+            <w:r>
+              <w:rPr>
+                <w:rFonts w:ascii="Times New Roman" w:hAnsi="Times New Roman"/>
+                <w:b w:val="0"/>
+                <w:i/>
+                <w:sz w:val="21"/>
+              </w:rPr>
+              <w:t>system cache</w:t>
+            </w:r>
+            <w:r>
+              <w:rPr>
+                <w:rFonts w:ascii="Times New Roman" w:hAnsi="Times New Roman"/>
+                <w:b w:val="0"/>
+                <w:i w:val="0"/>
+                <w:sz w:val="21"/>
+              </w:rPr>
+              <w:t xml:space="preserve"> 4MB, hingga 1,5 GHz/core</w:t>
+            </w:r>
+          </w:p>
+        </w:tc>
+        <w:tc>
+          <w:tcPr>
+            <w:tcW w:type="dxa" w:w="2757"/>
+          </w:tcPr>
+          <w:p>
+            <w:r/>
+            <w:r>
+              <w:rPr>
+                <w:rFonts w:ascii="Times New Roman" w:hAnsi="Times New Roman"/>
+                <w:b w:val="0"/>
+                <w:i w:val="0"/>
+                <w:sz w:val="21"/>
+              </w:rPr>
+              <w:t>hingga 1,7 GHz/core</w:t>
+            </w:r>
+          </w:p>
+        </w:tc>
+      </w:tr>
+      <w:tr>
+        <w:tc>
+          <w:tcPr>
+            <w:tcW w:type="dxa" w:w="2757"/>
+          </w:tcPr>
+          <w:p>
+            <w:r/>
+            <w:r>
+              <w:rPr>
+                <w:rFonts w:ascii="Times New Roman" w:hAnsi="Times New Roman"/>
+                <w:b w:val="0"/>
+                <w:i w:val="0"/>
+                <w:sz w:val="21"/>
+              </w:rPr>
+              <w:t>Memori</w:t>
+            </w:r>
+          </w:p>
+        </w:tc>
+        <w:tc>
+          <w:tcPr>
+            <w:tcW w:type="dxa" w:w="2757"/>
+          </w:tcPr>
+          <w:p>
+            <w:r/>
+            <w:r>
+              <w:rPr>
+                <w:rFonts w:ascii="Times New Roman" w:hAnsi="Times New Roman"/>
+                <w:b w:val="0"/>
+                <w:i w:val="0"/>
+                <w:sz w:val="21"/>
+              </w:rPr>
+              <w:t xml:space="preserve">4GB LPDDR5, bus 64-bit, </w:t>
+            </w:r>
+            <w:r>
+              <w:rPr>
+                <w:rFonts w:ascii="Times New Roman" w:hAnsi="Times New Roman"/>
+                <w:b w:val="0"/>
+                <w:i/>
+                <w:sz w:val="21"/>
+              </w:rPr>
+              <w:t>bandwidth</w:t>
+            </w:r>
+            <w:r>
+              <w:rPr>
+                <w:rFonts w:ascii="Times New Roman" w:hAnsi="Times New Roman"/>
+                <w:b w:val="0"/>
+                <w:i w:val="0"/>
+                <w:sz w:val="21"/>
+              </w:rPr>
+              <w:t xml:space="preserve"> hingga 34 GB/s</w:t>
+            </w:r>
+          </w:p>
+        </w:tc>
+        <w:tc>
+          <w:tcPr>
+            <w:tcW w:type="dxa" w:w="2757"/>
+          </w:tcPr>
+          <w:p>
+            <w:r/>
+            <w:r>
+              <w:rPr>
+                <w:rFonts w:ascii="Times New Roman" w:hAnsi="Times New Roman"/>
+                <w:b w:val="0"/>
+                <w:i w:val="0"/>
+                <w:sz w:val="21"/>
+              </w:rPr>
+              <w:t>hingga 51 GB/s</w:t>
+            </w:r>
+          </w:p>
+        </w:tc>
+      </w:tr>
+      <w:tr>
+        <w:tc>
+          <w:tcPr>
+            <w:tcW w:type="dxa" w:w="2757"/>
+          </w:tcPr>
+          <w:p>
+            <w:r/>
+            <w:r>
+              <w:rPr>
+                <w:rFonts w:ascii="Times New Roman" w:hAnsi="Times New Roman"/>
+                <w:b w:val="0"/>
+                <w:i w:val="0"/>
+                <w:sz w:val="21"/>
+              </w:rPr>
+              <w:t>Mode daya tersedia</w:t>
+            </w:r>
+          </w:p>
+        </w:tc>
+        <w:tc>
+          <w:tcPr>
+            <w:tcW w:type="dxa" w:w="2757"/>
+          </w:tcPr>
+          <w:p>
+            <w:r/>
+            <w:r>
+              <w:rPr>
+                <w:rFonts w:ascii="Times New Roman" w:hAnsi="Times New Roman"/>
+                <w:b w:val="0"/>
+                <w:i w:val="0"/>
+                <w:sz w:val="21"/>
+              </w:rPr>
+              <w:t>7W / 10W / 25W (</w:t>
+            </w:r>
+            <w:r>
+              <w:rPr>
+                <w:rFonts w:ascii="Consolas" w:hAnsi="Consolas"/>
+                <w:b w:val="0"/>
+                <w:i w:val="0"/>
+                <w:sz w:val="21"/>
+              </w:rPr>
+              <w:t>MAXN_SUPER</w:t>
+            </w:r>
+            <w:r>
+              <w:rPr>
+                <w:rFonts w:ascii="Times New Roman" w:hAnsi="Times New Roman"/>
+                <w:b w:val="0"/>
+                <w:i w:val="0"/>
+                <w:sz w:val="21"/>
+              </w:rPr>
+              <w:t>)</w:t>
+            </w:r>
+          </w:p>
+        </w:tc>
+        <w:tc>
+          <w:tcPr>
+            <w:tcW w:type="dxa" w:w="2757"/>
+          </w:tcPr>
+          <w:p>
+            <w:r/>
+            <w:r>
+              <w:rPr>
+                <w:rFonts w:ascii="Times New Roman" w:hAnsi="Times New Roman"/>
+                <w:b w:val="0"/>
+                <w:i w:val="0"/>
+                <w:sz w:val="21"/>
+              </w:rPr>
+              <w:t>—</w:t>
+            </w:r>
+          </w:p>
+        </w:tc>
+      </w:tr>
+      <w:tr>
+        <w:tc>
+          <w:tcPr>
+            <w:tcW w:type="dxa" w:w="2757"/>
+          </w:tcPr>
+          <w:p>
+            <w:r/>
+            <w:r>
+              <w:rPr>
+                <w:rFonts w:ascii="Times New Roman" w:hAnsi="Times New Roman"/>
+                <w:b w:val="0"/>
+                <w:i w:val="0"/>
+                <w:sz w:val="21"/>
+              </w:rPr>
+              <w:t>DLA</w:t>
+            </w:r>
+          </w:p>
+        </w:tc>
+        <w:tc>
+          <w:tcPr>
+            <w:tcW w:type="dxa" w:w="2757"/>
+          </w:tcPr>
+          <w:p>
+            <w:r/>
+            <w:r>
+              <w:rPr>
+                <w:rFonts w:ascii="Times New Roman" w:hAnsi="Times New Roman"/>
+                <w:b w:val="0"/>
+                <w:i w:val="0"/>
+                <w:sz w:val="21"/>
+              </w:rPr>
+              <w:t>Tidak tersedia</w:t>
+            </w:r>
+          </w:p>
+        </w:tc>
+        <w:tc>
+          <w:tcPr>
+            <w:tcW w:type="dxa" w:w="2757"/>
+          </w:tcPr>
+          <w:p>
+            <w:r/>
+            <w:r>
+              <w:rPr>
+                <w:rFonts w:ascii="Times New Roman" w:hAnsi="Times New Roman"/>
+                <w:b w:val="0"/>
+                <w:i w:val="0"/>
+                <w:sz w:val="21"/>
+              </w:rPr>
+              <w:t>Tidak tersedia</w:t>
+            </w:r>
+          </w:p>
+        </w:tc>
+      </w:tr>
+    </w:tbl>
     <w:p>
       <w:pPr>
-        <w:pStyle w:val="Heading2"/>
-        <w:spacing w:before="320" w:after="160"/>
+        <w:spacing w:after="80"/>
       </w:pPr>
-      <w:r>
-        <w:rPr>
-          <w:rFonts w:ascii="Times New Roman" w:hAnsi="Times New Roman"/>
-          <w:b/>
-          <w:sz w:val="24"/>
-        </w:rPr>
-        <w:t>2.3 Kerangka Berpikir</w:t>
-      </w:r>
     </w:p>
     <w:p>
       <w:pPr>
@@ -5211,61 +5226,21 @@
           <w:i w:val="0"/>
           <w:sz w:val="24"/>
         </w:rPr>
-        <w:t xml:space="preserve">Tinjauan literatur pada §2.1 menunjukkan tiga hal: (1) kombinasi model YOLO kelas nano/tiny dengan DeepStream + TensorRT pada perangkat Jetson-class terbukti layak untuk deteksi objek ADAS real-time (§2.1.1), namun studi pembanding antar-generasi YOLO terbaru (termasuk model NMS-free seperti YOLO26n) pada Jetson Orin Nano spesifik masih terbatas; (2) akselerasi NMS melalui eksekusi paralel GPU terbukti secara konsisten mempercepat </w:t>
-      </w:r>
-      <w:r>
-        <w:rPr>
-          <w:rFonts w:ascii="Times New Roman" w:hAnsi="Times New Roman"/>
-          <w:b w:val="0"/>
-          <w:i/>
-          <w:sz w:val="24"/>
-        </w:rPr>
-        <w:t>post-processing</w:t>
-      </w:r>
-      <w:r>
-        <w:rPr>
-          <w:rFonts w:ascii="Times New Roman" w:hAnsi="Times New Roman"/>
-          <w:b w:val="0"/>
-          <w:i w:val="0"/>
-          <w:sz w:val="24"/>
-        </w:rPr>
-        <w:t xml:space="preserve"> pada studi-studi sebelumnya (§2.1.2), namun studi tersebut memakai akselerator/kernel kustom, sementara penelitian ini menguji pendekatan yang lebih umum diterapkan di industri — plugin </w:t>
-      </w:r>
-      <w:r>
-        <w:rPr>
-          <w:rFonts w:ascii="Consolas" w:hAnsi="Consolas"/>
-          <w:b w:val="0"/>
-          <w:i w:val="0"/>
-          <w:sz w:val="24"/>
-        </w:rPr>
-        <w:t>EfficientNMS_TRT</w:t>
-      </w:r>
-      <w:r>
-        <w:rPr>
-          <w:rFonts w:ascii="Times New Roman" w:hAnsi="Times New Roman"/>
-          <w:b w:val="0"/>
-          <w:i w:val="0"/>
-          <w:sz w:val="24"/>
-        </w:rPr>
-        <w:t xml:space="preserve"> bawaan vendor — sehingga hasil (termasuk potensi hasil negatif) tetap merupakan kontribusi ilmiah yang sah karena menguji klaim akselerasi pada kondisi implementasi yang lebih realistis untuk pengembang aplikasi (dibanding menulis kernel CUDA dari nol); (3) tidak ditemukan studi yang membandingkan efisiensi komputasi algoritma </w:t>
-      </w:r>
-      <w:r>
-        <w:rPr>
-          <w:rFonts w:ascii="Times New Roman" w:hAnsi="Times New Roman"/>
-          <w:b w:val="0"/>
-          <w:i/>
-          <w:sz w:val="24"/>
-        </w:rPr>
-        <w:t>tracker</w:t>
-      </w:r>
-      <w:r>
-        <w:rPr>
-          <w:rFonts w:ascii="Times New Roman" w:hAnsi="Times New Roman"/>
-          <w:b w:val="0"/>
-          <w:i w:val="0"/>
-          <w:sz w:val="24"/>
-        </w:rPr>
-        <w:t xml:space="preserve"> (feature-based vs. motion-only) secara spesifik pada pipeline DeepStream di perangkat Jetson Orin Nano — mengisi celah inilah yang menjadi kontribusi rumusan masalah #3, sebagai pengganti rumusan masalah DLA pada proposal awal yang tidak dapat dilaksanakan pada perangkat target akhir (lihat Bab I §1.1 dan §1.2).</w:t>
+        <w:t>Sumber: NVIDIA (2024), tabel "AI Performance", "GPU Operation" (Tabel 2-1), "CPU Cluster", "Memory Subsystem", dan "Operating Requirements".</w:t>
+      </w:r>
+    </w:p>
+    <w:p>
+      <w:pPr>
+        <w:pStyle w:val="Heading3"/>
+        <w:spacing w:before="200" w:after="120"/>
+      </w:pPr>
+      <w:r>
+        <w:rPr>
+          <w:rFonts w:ascii="Times New Roman" w:hAnsi="Times New Roman"/>
+          <w:b/>
+          <w:sz w:val="24"/>
+        </w:rPr>
+        <w:t>2.2.8 Metrik Evaluasi</w:t>
       </w:r>
     </w:p>
     <w:p>
@@ -5281,6 +5256,572 @@
           <w:i w:val="0"/>
           <w:sz w:val="24"/>
         </w:rPr>
+        <w:t xml:space="preserve">Penelitian ini menggunakan dua kelompok metrik evaluasi, mengikuti pembagian pada proposal (§"Analisis dan Benchmarking") dan implementasi </w:t>
+      </w:r>
+      <w:r>
+        <w:rPr>
+          <w:rFonts w:ascii="Times New Roman" w:hAnsi="Times New Roman"/>
+          <w:b w:val="0"/>
+          <w:i/>
+          <w:sz w:val="24"/>
+        </w:rPr>
+        <w:t>tooling</w:t>
+      </w:r>
+      <w:r>
+        <w:rPr>
+          <w:rFonts w:ascii="Times New Roman" w:hAnsi="Times New Roman"/>
+          <w:b w:val="0"/>
+          <w:i w:val="0"/>
+          <w:sz w:val="24"/>
+        </w:rPr>
+        <w:t xml:space="preserve"> yang sudah tersedia:</w:t>
+      </w:r>
+    </w:p>
+    <w:p>
+      <w:pPr>
+        <w:pStyle w:val="ListBullet"/>
+        <w:spacing w:line="360" w:lineRule="auto" w:after="80"/>
+      </w:pPr>
+      <w:r>
+        <w:rPr>
+          <w:rFonts w:ascii="Times New Roman" w:hAnsi="Times New Roman"/>
+          <w:b/>
+          <w:i w:val="0"/>
+          <w:sz w:val="24"/>
+        </w:rPr>
+        <w:t>Kualitas deteksi</w:t>
+      </w:r>
+      <w:r>
+        <w:rPr>
+          <w:rFonts w:ascii="Times New Roman" w:hAnsi="Times New Roman"/>
+          <w:b w:val="0"/>
+          <w:i w:val="0"/>
+          <w:sz w:val="24"/>
+        </w:rPr>
+        <w:t xml:space="preserve">: </w:t>
+      </w:r>
+      <w:r>
+        <w:rPr>
+          <w:rFonts w:ascii="Times New Roman" w:hAnsi="Times New Roman"/>
+          <w:b w:val="0"/>
+          <w:i/>
+          <w:sz w:val="24"/>
+        </w:rPr>
+        <w:t>precision</w:t>
+      </w:r>
+      <w:r>
+        <w:rPr>
+          <w:rFonts w:ascii="Times New Roman" w:hAnsi="Times New Roman"/>
+          <w:b w:val="0"/>
+          <w:i w:val="0"/>
+          <w:sz w:val="24"/>
+        </w:rPr>
+        <w:t xml:space="preserve">, </w:t>
+      </w:r>
+      <w:r>
+        <w:rPr>
+          <w:rFonts w:ascii="Times New Roman" w:hAnsi="Times New Roman"/>
+          <w:b w:val="0"/>
+          <w:i/>
+          <w:sz w:val="24"/>
+        </w:rPr>
+        <w:t>recall</w:t>
+      </w:r>
+      <w:r>
+        <w:rPr>
+          <w:rFonts w:ascii="Times New Roman" w:hAnsi="Times New Roman"/>
+          <w:b w:val="0"/>
+          <w:i w:val="0"/>
+          <w:sz w:val="24"/>
+        </w:rPr>
+        <w:t xml:space="preserve">, dan </w:t>
+      </w:r>
+      <w:r>
+        <w:rPr>
+          <w:rFonts w:ascii="Times New Roman" w:hAnsi="Times New Roman"/>
+          <w:b w:val="0"/>
+          <w:i/>
+          <w:sz w:val="24"/>
+        </w:rPr>
+        <w:t>mean Average Precision</w:t>
+      </w:r>
+      <w:r>
+        <w:rPr>
+          <w:rFonts w:ascii="Times New Roman" w:hAnsi="Times New Roman"/>
+          <w:b w:val="0"/>
+          <w:i w:val="0"/>
+          <w:sz w:val="24"/>
+        </w:rPr>
+        <w:t xml:space="preserve"> (mAP, pada IoU threshold 0.5 dan rentang 0.5:0.95) — dihitung menggunakan </w:t>
+      </w:r>
+      <w:r>
+        <w:rPr>
+          <w:rFonts w:ascii="Consolas" w:hAnsi="Consolas"/>
+          <w:b w:val="0"/>
+          <w:i w:val="0"/>
+          <w:sz w:val="24"/>
+        </w:rPr>
+        <w:t>pycocotools.cocoeval.COCOeval</w:t>
+      </w:r>
+      <w:r>
+        <w:rPr>
+          <w:rFonts w:ascii="Times New Roman" w:hAnsi="Times New Roman"/>
+          <w:b w:val="0"/>
+          <w:i w:val="0"/>
+          <w:sz w:val="24"/>
+        </w:rPr>
+        <w:t xml:space="preserve"> untuk hasil </w:t>
+      </w:r>
+      <w:r>
+        <w:rPr>
+          <w:rFonts w:ascii="Times New Roman" w:hAnsi="Times New Roman"/>
+          <w:b w:val="0"/>
+          <w:i/>
+          <w:sz w:val="24"/>
+        </w:rPr>
+        <w:t>as-deployed</w:t>
+      </w:r>
+      <w:r>
+        <w:rPr>
+          <w:rFonts w:ascii="Times New Roman" w:hAnsi="Times New Roman"/>
+          <w:b w:val="0"/>
+          <w:i w:val="0"/>
+          <w:sz w:val="24"/>
+        </w:rPr>
+        <w:t xml:space="preserve"> FP16, dan </w:t>
+      </w:r>
+      <w:r>
+        <w:rPr>
+          <w:rFonts w:ascii="Consolas" w:hAnsi="Consolas"/>
+          <w:b w:val="0"/>
+          <w:i w:val="0"/>
+          <w:sz w:val="24"/>
+        </w:rPr>
+        <w:t>Ultralytics YOLO.val()</w:t>
+      </w:r>
+      <w:r>
+        <w:rPr>
+          <w:rFonts w:ascii="Times New Roman" w:hAnsi="Times New Roman"/>
+          <w:b w:val="0"/>
+          <w:i w:val="0"/>
+          <w:sz w:val="24"/>
+        </w:rPr>
+        <w:t xml:space="preserve"> untuk baseline FP32-proxy.</w:t>
+      </w:r>
+    </w:p>
+    <w:p>
+      <w:pPr>
+        <w:pStyle w:val="ListBullet"/>
+        <w:spacing w:line="360" w:lineRule="auto" w:after="80"/>
+      </w:pPr>
+      <w:r>
+        <w:rPr>
+          <w:rFonts w:ascii="Times New Roman" w:hAnsi="Times New Roman"/>
+          <w:b/>
+          <w:i w:val="0"/>
+          <w:sz w:val="24"/>
+        </w:rPr>
+        <w:t>Performa runtime</w:t>
+      </w:r>
+      <w:r>
+        <w:rPr>
+          <w:rFonts w:ascii="Times New Roman" w:hAnsi="Times New Roman"/>
+          <w:b w:val="0"/>
+          <w:i w:val="0"/>
+          <w:sz w:val="24"/>
+        </w:rPr>
+        <w:t xml:space="preserve">: </w:t>
+      </w:r>
+      <w:r>
+        <w:rPr>
+          <w:rFonts w:ascii="Times New Roman" w:hAnsi="Times New Roman"/>
+          <w:b w:val="0"/>
+          <w:i/>
+          <w:sz w:val="24"/>
+        </w:rPr>
+        <w:t>throughput</w:t>
+      </w:r>
+      <w:r>
+        <w:rPr>
+          <w:rFonts w:ascii="Times New Roman" w:hAnsi="Times New Roman"/>
+          <w:b w:val="0"/>
+          <w:i w:val="0"/>
+          <w:sz w:val="24"/>
+        </w:rPr>
+        <w:t xml:space="preserve"> (FPS) dan latensi </w:t>
+      </w:r>
+      <w:r>
+        <w:rPr>
+          <w:rFonts w:ascii="Times New Roman" w:hAnsi="Times New Roman"/>
+          <w:b w:val="0"/>
+          <w:i/>
+          <w:sz w:val="24"/>
+        </w:rPr>
+        <w:t>end-to-end</w:t>
+      </w:r>
+      <w:r>
+        <w:rPr>
+          <w:rFonts w:ascii="Times New Roman" w:hAnsi="Times New Roman"/>
+          <w:b w:val="0"/>
+          <w:i w:val="0"/>
+          <w:sz w:val="24"/>
+        </w:rPr>
+        <w:t xml:space="preserve"> maupun latensi per-komponen pipeline (</w:t>
+      </w:r>
+      <w:r>
+        <w:rPr>
+          <w:rFonts w:ascii="Consolas" w:hAnsi="Consolas"/>
+          <w:b w:val="0"/>
+          <w:i w:val="0"/>
+          <w:sz w:val="24"/>
+        </w:rPr>
+        <w:t>Lat_PreMux_ms</w:t>
+      </w:r>
+      <w:r>
+        <w:rPr>
+          <w:rFonts w:ascii="Times New Roman" w:hAnsi="Times New Roman"/>
+          <w:b w:val="0"/>
+          <w:i w:val="0"/>
+          <w:sz w:val="24"/>
+        </w:rPr>
+        <w:t xml:space="preserve">, </w:t>
+      </w:r>
+      <w:r>
+        <w:rPr>
+          <w:rFonts w:ascii="Consolas" w:hAnsi="Consolas"/>
+          <w:b w:val="0"/>
+          <w:i w:val="0"/>
+          <w:sz w:val="24"/>
+        </w:rPr>
+        <w:t>Lat_Mux_ms</w:t>
+      </w:r>
+      <w:r>
+        <w:rPr>
+          <w:rFonts w:ascii="Times New Roman" w:hAnsi="Times New Roman"/>
+          <w:b w:val="0"/>
+          <w:i w:val="0"/>
+          <w:sz w:val="24"/>
+        </w:rPr>
+        <w:t xml:space="preserve">, </w:t>
+      </w:r>
+      <w:r>
+        <w:rPr>
+          <w:rFonts w:ascii="Consolas" w:hAnsi="Consolas"/>
+          <w:b w:val="0"/>
+          <w:i w:val="0"/>
+          <w:sz w:val="24"/>
+        </w:rPr>
+        <w:t>Lat_Infer_ms</w:t>
+      </w:r>
+      <w:r>
+        <w:rPr>
+          <w:rFonts w:ascii="Times New Roman" w:hAnsi="Times New Roman"/>
+          <w:b w:val="0"/>
+          <w:i w:val="0"/>
+          <w:sz w:val="24"/>
+        </w:rPr>
+        <w:t xml:space="preserve">, </w:t>
+      </w:r>
+      <w:r>
+        <w:rPr>
+          <w:rFonts w:ascii="Consolas" w:hAnsi="Consolas"/>
+          <w:b w:val="0"/>
+          <w:i w:val="0"/>
+          <w:sz w:val="24"/>
+        </w:rPr>
+        <w:t>Lat_Tracker_ms</w:t>
+      </w:r>
+      <w:r>
+        <w:rPr>
+          <w:rFonts w:ascii="Times New Roman" w:hAnsi="Times New Roman"/>
+          <w:b w:val="0"/>
+          <w:i w:val="0"/>
+          <w:sz w:val="24"/>
+        </w:rPr>
+        <w:t xml:space="preserve">, </w:t>
+      </w:r>
+      <w:r>
+        <w:rPr>
+          <w:rFonts w:ascii="Consolas" w:hAnsi="Consolas"/>
+          <w:b w:val="0"/>
+          <w:i w:val="0"/>
+          <w:sz w:val="24"/>
+        </w:rPr>
+        <w:t>Lat_PreOSD_ms</w:t>
+      </w:r>
+      <w:r>
+        <w:rPr>
+          <w:rFonts w:ascii="Times New Roman" w:hAnsi="Times New Roman"/>
+          <w:b w:val="0"/>
+          <w:i w:val="0"/>
+          <w:sz w:val="24"/>
+        </w:rPr>
+        <w:t xml:space="preserve">, </w:t>
+      </w:r>
+      <w:r>
+        <w:rPr>
+          <w:rFonts w:ascii="Consolas" w:hAnsi="Consolas"/>
+          <w:b w:val="0"/>
+          <w:i w:val="0"/>
+          <w:sz w:val="24"/>
+        </w:rPr>
+        <w:t>Lat_OSD_ms</w:t>
+      </w:r>
+      <w:r>
+        <w:rPr>
+          <w:rFonts w:ascii="Times New Roman" w:hAnsi="Times New Roman"/>
+          <w:b w:val="0"/>
+          <w:i w:val="0"/>
+          <w:sz w:val="24"/>
+        </w:rPr>
+        <w:t xml:space="preserve">, </w:t>
+      </w:r>
+      <w:r>
+        <w:rPr>
+          <w:rFonts w:ascii="Consolas" w:hAnsi="Consolas"/>
+          <w:b w:val="0"/>
+          <w:i w:val="0"/>
+          <w:sz w:val="24"/>
+        </w:rPr>
+        <w:t>Lat_Output_ms</w:t>
+      </w:r>
+      <w:r>
+        <w:rPr>
+          <w:rFonts w:ascii="Times New Roman" w:hAnsi="Times New Roman"/>
+          <w:b w:val="0"/>
+          <w:i w:val="0"/>
+          <w:sz w:val="24"/>
+        </w:rPr>
+        <w:t xml:space="preserve">), diukur dengan </w:t>
+      </w:r>
+      <w:r>
+        <w:rPr>
+          <w:rFonts w:ascii="Times New Roman" w:hAnsi="Times New Roman"/>
+          <w:b w:val="0"/>
+          <w:i/>
+          <w:sz w:val="24"/>
+        </w:rPr>
+        <w:t>pad probe</w:t>
+      </w:r>
+      <w:r>
+        <w:rPr>
+          <w:rFonts w:ascii="Times New Roman" w:hAnsi="Times New Roman"/>
+          <w:b w:val="0"/>
+          <w:i w:val="0"/>
+          <w:sz w:val="24"/>
+        </w:rPr>
+        <w:t xml:space="preserve"> GStreamer pada tiap elemen pipeline agar tidak mengganggu jalur kritis yang sedang diukur (logger berjalan di thread terpisah via </w:t>
+      </w:r>
+      <w:r>
+        <w:rPr>
+          <w:rFonts w:ascii="Consolas" w:hAnsi="Consolas"/>
+          <w:b w:val="0"/>
+          <w:i w:val="0"/>
+          <w:sz w:val="24"/>
+        </w:rPr>
+        <w:t>GAsyncQueue</w:t>
+      </w:r>
+      <w:r>
+        <w:rPr>
+          <w:rFonts w:ascii="Times New Roman" w:hAnsi="Times New Roman"/>
+          <w:b w:val="0"/>
+          <w:i w:val="0"/>
+          <w:sz w:val="24"/>
+        </w:rPr>
+        <w:t>).</w:t>
+      </w:r>
+    </w:p>
+    <w:p>
+      <w:pPr>
+        <w:pStyle w:val="ListBullet"/>
+        <w:spacing w:line="360" w:lineRule="auto" w:after="80"/>
+      </w:pPr>
+      <w:r>
+        <w:rPr>
+          <w:rFonts w:ascii="Times New Roman" w:hAnsi="Times New Roman"/>
+          <w:b/>
+          <w:i w:val="0"/>
+          <w:sz w:val="24"/>
+        </w:rPr>
+        <w:t>Utilisasi sumber daya</w:t>
+      </w:r>
+      <w:r>
+        <w:rPr>
+          <w:rFonts w:ascii="Times New Roman" w:hAnsi="Times New Roman"/>
+          <w:b w:val="0"/>
+          <w:i w:val="0"/>
+          <w:sz w:val="24"/>
+        </w:rPr>
+        <w:t>: penggunaan GPU (%), CPU per-core (%), RAM, dan konsumsi daya per-</w:t>
+      </w:r>
+      <w:r>
+        <w:rPr>
+          <w:rFonts w:ascii="Times New Roman" w:hAnsi="Times New Roman"/>
+          <w:b w:val="0"/>
+          <w:i/>
+          <w:sz w:val="24"/>
+        </w:rPr>
+        <w:t>rail</w:t>
+      </w:r>
+      <w:r>
+        <w:rPr>
+          <w:rFonts w:ascii="Times New Roman" w:hAnsi="Times New Roman"/>
+          <w:b w:val="0"/>
+          <w:i w:val="0"/>
+          <w:sz w:val="24"/>
+        </w:rPr>
+        <w:t xml:space="preserve">, diambil dari </w:t>
+      </w:r>
+      <w:r>
+        <w:rPr>
+          <w:rFonts w:ascii="Consolas" w:hAnsi="Consolas"/>
+          <w:b w:val="0"/>
+          <w:i w:val="0"/>
+          <w:sz w:val="24"/>
+        </w:rPr>
+        <w:t>tegrastats</w:t>
+      </w:r>
+      <w:r>
+        <w:rPr>
+          <w:rFonts w:ascii="Times New Roman" w:hAnsi="Times New Roman"/>
+          <w:b w:val="0"/>
+          <w:i w:val="0"/>
+          <w:sz w:val="24"/>
+        </w:rPr>
+        <w:t xml:space="preserve"> dan diproses menjadi </w:t>
+      </w:r>
+      <w:r>
+        <w:rPr>
+          <w:rFonts w:ascii="Consolas" w:hAnsi="Consolas"/>
+          <w:b w:val="0"/>
+          <w:i w:val="0"/>
+          <w:sz w:val="24"/>
+        </w:rPr>
+        <w:t>hardware_analysis.csv</w:t>
+      </w:r>
+      <w:r>
+        <w:rPr>
+          <w:rFonts w:ascii="Times New Roman" w:hAnsi="Times New Roman"/>
+          <w:b w:val="0"/>
+          <w:i w:val="0"/>
+          <w:sz w:val="24"/>
+        </w:rPr>
+        <w:t>.</w:t>
+      </w:r>
+    </w:p>
+    <w:p>
+      <w:pPr>
+        <w:spacing w:line="360" w:lineRule="auto" w:after="120"/>
+        <w:ind w:firstLine="709"/>
+        <w:jc w:val="both"/>
+      </w:pPr>
+      <w:r>
+        <w:rPr>
+          <w:rFonts w:ascii="Times New Roman" w:hAnsi="Times New Roman"/>
+          <w:b w:val="0"/>
+          <w:i w:val="0"/>
+          <w:sz w:val="24"/>
+        </w:rPr>
+        <w:t>Kriteria evaluasi lengkap (ambang throughput/latensi real-time, serta metrik spesifik untuk masing-masing rumusan masalah) dirinci pada Bab III §3.6.</w:t>
+      </w:r>
+    </w:p>
+    <w:p>
+      <w:pPr>
+        <w:pStyle w:val="Heading2"/>
+        <w:spacing w:before="320" w:after="160"/>
+      </w:pPr>
+      <w:r>
+        <w:rPr>
+          <w:rFonts w:ascii="Times New Roman" w:hAnsi="Times New Roman"/>
+          <w:b/>
+          <w:sz w:val="24"/>
+        </w:rPr>
+        <w:t>2.3 Kerangka Berpikir</w:t>
+      </w:r>
+    </w:p>
+    <w:p>
+      <w:pPr>
+        <w:spacing w:line="360" w:lineRule="auto" w:after="120"/>
+        <w:ind w:firstLine="709"/>
+        <w:jc w:val="both"/>
+      </w:pPr>
+      <w:r>
+        <w:rPr>
+          <w:rFonts w:ascii="Times New Roman" w:hAnsi="Times New Roman"/>
+          <w:b w:val="0"/>
+          <w:i w:val="0"/>
+          <w:sz w:val="24"/>
+        </w:rPr>
+        <w:t xml:space="preserve">Tinjauan literatur pada §2.1 menunjukkan tiga hal: (1) kombinasi model YOLO kelas nano/tiny dengan DeepStream + TensorRT pada perangkat Jetson-class terbukti layak untuk deteksi objek ADAS real-time (§2.1.1), namun studi pembanding antar-generasi YOLO terbaru (termasuk model NMS-free seperti YOLO26n) pada Jetson Orin Nano spesifik masih terbatas; (2) akselerasi NMS melalui eksekusi paralel GPU terbukti secara konsisten mempercepat </w:t>
+      </w:r>
+      <w:r>
+        <w:rPr>
+          <w:rFonts w:ascii="Times New Roman" w:hAnsi="Times New Roman"/>
+          <w:b w:val="0"/>
+          <w:i/>
+          <w:sz w:val="24"/>
+        </w:rPr>
+        <w:t>post-processing</w:t>
+      </w:r>
+      <w:r>
+        <w:rPr>
+          <w:rFonts w:ascii="Times New Roman" w:hAnsi="Times New Roman"/>
+          <w:b w:val="0"/>
+          <w:i w:val="0"/>
+          <w:sz w:val="24"/>
+        </w:rPr>
+        <w:t xml:space="preserve"> pada studi-studi sebelumnya (§2.1.2), namun studi tersebut memakai akselerator/kernel kustom, sementara penelitian ini menguji pendekatan yang lebih umum diterapkan di industri — plugin </w:t>
+      </w:r>
+      <w:r>
+        <w:rPr>
+          <w:rFonts w:ascii="Consolas" w:hAnsi="Consolas"/>
+          <w:b w:val="0"/>
+          <w:i w:val="0"/>
+          <w:sz w:val="24"/>
+        </w:rPr>
+        <w:t>EfficientNMS_TRT</w:t>
+      </w:r>
+      <w:r>
+        <w:rPr>
+          <w:rFonts w:ascii="Times New Roman" w:hAnsi="Times New Roman"/>
+          <w:b w:val="0"/>
+          <w:i w:val="0"/>
+          <w:sz w:val="24"/>
+        </w:rPr>
+        <w:t xml:space="preserve"> bawaan vendor — sehingga hasil (termasuk potensi hasil negatif, lihat Bab IV §4.5) tetap merupakan kontribusi ilmiah yang sah karena menguji klaim akselerasi pada kondisi implementasi yang lebih realistis untuk pengembang aplikasi, dibanding menulis kernel CUDA dari nol; (3) tidak ditemukan studi yang membandingkan efisiensi komputasi algoritma </w:t>
+      </w:r>
+      <w:r>
+        <w:rPr>
+          <w:rFonts w:ascii="Times New Roman" w:hAnsi="Times New Roman"/>
+          <w:b w:val="0"/>
+          <w:i/>
+          <w:sz w:val="24"/>
+        </w:rPr>
+        <w:t>tracker</w:t>
+      </w:r>
+      <w:r>
+        <w:rPr>
+          <w:rFonts w:ascii="Times New Roman" w:hAnsi="Times New Roman"/>
+          <w:b w:val="0"/>
+          <w:i w:val="0"/>
+          <w:sz w:val="24"/>
+        </w:rPr>
+        <w:t xml:space="preserve"> (feature-based vs. motion-only) secara spesifik pada pipeline DeepStream di perangkat Jetson Orin Nano — mengisi celah inilah yang menjadi kontribusi rumusan masalah ketiga, sebagai pengganti rumusan masalah DLA pada proposal awal yang tidak dapat dilaksanakan pada perangkat target akhir (lihat Bab I §1.1 dan §1.2).</w:t>
+      </w:r>
+    </w:p>
+    <w:p>
+      <w:pPr>
+        <w:spacing w:line="360" w:lineRule="auto" w:after="120"/>
+        <w:ind w:firstLine="709"/>
+        <w:jc w:val="both"/>
+      </w:pPr>
+      <w:r>
+        <w:rPr>
+          <w:rFonts w:ascii="Times New Roman" w:hAnsi="Times New Roman"/>
+          <w:b w:val="0"/>
+          <w:i w:val="0"/>
+          <w:sz w:val="24"/>
+        </w:rPr>
         <w:t xml:space="preserve">Ketiga rumusan masalah pada Bab I — (1) kinerja real-time pipeline dasar, (2) efek EfficientNMS terhadap efisiensi pipeline, (3) efek pemilihan algoritma tracker terhadap efisiensi komputasi — dengan demikian saling melengkapi sebagai evaluasi bertahap terhadap satu pipeline DeepStream yang sama: dari performa dasar, ke satu titik optimasi spesifik (NMS), ke satu variabel desain lain yang memengaruhi </w:t>
       </w:r>
       <w:r>
@@ -5511,7 +6052,7 @@
           <w:i w:val="0"/>
           <w:sz w:val="24"/>
         </w:rPr>
-        <w:t>), dan harness pengukuran yang sama untuk seluruh skenario. Pendekatan ini dipilih karena ketiga rumusan masalah (§1.2) pada dasarnya menanyakan *</w:t>
+        <w:t>), dan harness pengukuran yang sama untuk seluruh skenario. Pendekatan ini dipilih karena ketiga rumusan masalah (Bab I §1.2) pada dasarnya menanyakan *</w:t>
       </w:r>
       <w:r>
         <w:rPr>
@@ -5713,7 +6254,7 @@
           <w:i w:val="0"/>
           <w:sz w:val="24"/>
         </w:rPr>
-        <w:t>: NvDCF vs. NvDCF_perf vs. NvSORT*</w:t>
+        <w:t>: NvDCF vs. NvSORT*</w:t>
       </w:r>
       <w:r>
         <w:rPr>
@@ -5722,7 +6263,7 @@
           <w:i/>
           <w:sz w:val="24"/>
         </w:rPr>
-        <w:t xml:space="preserve"> (RM3) — membandingkan efisiensi komputasi tiga profil </w:t>
+        <w:t xml:space="preserve"> (RM3) — membandingkan efisiensi komputasi dua profil </w:t>
       </w:r>
       <w:r>
         <w:rPr>
@@ -5758,7 +6299,7 @@
           <w:i/>
           <w:sz w:val="24"/>
         </w:rPr>
-        <w:t xml:space="preserve"> (lihat batasan §1.5 poin 5 dan argumentasi Bab II §2.2.6 — evaluasi kualitas </w:t>
+        <w:t xml:space="preserve"> (lihat Bab I §1.5 poin 5 dan argumentasi Bab II §2.2.6 — evaluasi kualitas </w:t>
       </w:r>
       <w:r>
         <w:rPr>
@@ -5837,7 +6378,7 @@
           <w:i w:val="0"/>
           <w:sz w:val="24"/>
         </w:rPr>
-        <w:t xml:space="preserve"> (bukan dilatih ulang dalam penelitian ini — lihat batasan §1.5 poin 3), akurasi deteksi bukan variabel yang dioptimasi; akurasi hanya diperiksa sebagai </w:t>
+        <w:t xml:space="preserve"> (bukan dilatih ulang dalam penelitian ini — lihat Bab I §1.5 poin 3), akurasi deteksi bukan variabel yang dioptimasi; akurasi hanya diperiksa sebagai </w:t>
       </w:r>
       <w:r>
         <w:rPr>
@@ -5982,7 +6523,7 @@
                 <w:i w:val="0"/>
                 <w:sz w:val="21"/>
               </w:rPr>
-              <w:t xml:space="preserve">NVIDIA Jetson Orin Nano (spesifikasi rinci varian SKU, jumlah CUDA core, kapasitas TOPS, dan mode daya yang dipakai akan dilengkapi merujuk pada </w:t>
+              <w:t>NVIDIA Jetson Orin Nano 4GB — SoC Ampere dengan 512 CUDA core dan 16 Tensor core generasi ketiga, performa AI hingga 10 TOPS (</w:t>
             </w:r>
             <w:r>
               <w:rPr>
@@ -5991,7 +6532,7 @@
                 <w:i/>
                 <w:sz w:val="21"/>
               </w:rPr>
-              <w:t>datasheet</w:t>
+              <w:t>dense</w:t>
             </w:r>
             <w:r>
               <w:rPr>
@@ -6000,7 +6541,61 @@
                 <w:i w:val="0"/>
                 <w:sz w:val="21"/>
               </w:rPr>
-              <w:t xml:space="preserve"> resmi NVIDIA sesuai konfigurasi akhir perangkat pengujian).</w:t>
+              <w:t>)/20 TOPS (</w:t>
+            </w:r>
+            <w:r>
+              <w:rPr>
+                <w:rFonts w:ascii="Times New Roman" w:hAnsi="Times New Roman"/>
+                <w:b w:val="0"/>
+                <w:i/>
+                <w:sz w:val="21"/>
+              </w:rPr>
+              <w:t>sparse</w:t>
+            </w:r>
+            <w:r>
+              <w:rPr>
+                <w:rFonts w:ascii="Times New Roman" w:hAnsi="Times New Roman"/>
+                <w:b w:val="0"/>
+                <w:i w:val="0"/>
+                <w:sz w:val="21"/>
+              </w:rPr>
+              <w:t>), dijalankan pada mode daya default 7W/10W (</w:t>
+            </w:r>
+            <w:r>
+              <w:rPr>
+                <w:rFonts w:ascii="Consolas" w:hAnsi="Consolas"/>
+                <w:b w:val="0"/>
+                <w:i w:val="0"/>
+                <w:sz w:val="21"/>
+              </w:rPr>
+              <w:t>nvpmodel -m 0</w:t>
+            </w:r>
+            <w:r>
+              <w:rPr>
+                <w:rFonts w:ascii="Times New Roman" w:hAnsi="Times New Roman"/>
+                <w:b w:val="0"/>
+                <w:i w:val="0"/>
+                <w:sz w:val="21"/>
+              </w:rPr>
+              <w:t xml:space="preserve"> beserta </w:t>
+            </w:r>
+            <w:r>
+              <w:rPr>
+                <w:rFonts w:ascii="Consolas" w:hAnsi="Consolas"/>
+                <w:b w:val="0"/>
+                <w:i w:val="0"/>
+                <w:sz w:val="21"/>
+              </w:rPr>
+              <w:t>jetson_clocks</w:t>
+            </w:r>
+            <w:r>
+              <w:rPr>
+                <w:rFonts w:ascii="Times New Roman" w:hAnsi="Times New Roman"/>
+                <w:b w:val="0"/>
+                <w:i w:val="0"/>
+                <w:sz w:val="21"/>
+              </w:rPr>
+              <w:t>) tanpa Deep Learning Accelerator (DLA). Spesifikasi lengkap dirinci pada Bab II §2.2.7.</w:t>
             </w:r>
           </w:p>
         </w:tc>
@@ -7617,7 +8212,7 @@
           <w:i w:val="0"/>
           <w:sz w:val="24"/>
         </w:rPr>
-        <w:t xml:space="preserve">Total 6 konfigurasi model di atas menjadi dasar 18 skenario RM3 (6 model × 3 </w:t>
+        <w:t xml:space="preserve">Total 6 konfigurasi model di atas menjadi dasar 12 skenario RM3 (6 model × 2 </w:t>
       </w:r>
       <w:r>
         <w:rPr>
@@ -7953,59 +8548,6 @@
                 <w:i w:val="0"/>
                 <w:sz w:val="21"/>
               </w:rPr>
-              <w:t>NvDCF_perf</w:t>
-            </w:r>
-          </w:p>
-        </w:tc>
-        <w:tc>
-          <w:tcPr>
-            <w:tcW w:type="dxa" w:w="2757"/>
-          </w:tcPr>
-          <w:p>
-            <w:r/>
-            <w:r>
-              <w:rPr>
-                <w:rFonts w:ascii="Consolas" w:hAnsi="Consolas"/>
-                <w:b w:val="0"/>
-                <w:i w:val="0"/>
-                <w:sz w:val="21"/>
-              </w:rPr>
-              <w:t>config/tracker_nvdcf_perf.yml</w:t>
-            </w:r>
-          </w:p>
-        </w:tc>
-        <w:tc>
-          <w:tcPr>
-            <w:tcW w:type="dxa" w:w="2757"/>
-          </w:tcPr>
-          <w:p>
-            <w:r/>
-            <w:r>
-              <w:rPr>
-                <w:rFonts w:ascii="Times New Roman" w:hAnsi="Times New Roman"/>
-                <w:b w:val="0"/>
-                <w:i w:val="0"/>
-                <w:sz w:val="21"/>
-              </w:rPr>
-              <w:t>Preset resmi NVIDIA, tuning NvDCF pada sisi kecepatan</w:t>
-            </w:r>
-          </w:p>
-        </w:tc>
-      </w:tr>
-      <w:tr>
-        <w:tc>
-          <w:tcPr>
-            <w:tcW w:type="dxa" w:w="2757"/>
-          </w:tcPr>
-          <w:p>
-            <w:r/>
-            <w:r>
-              <w:rPr>
-                <w:rFonts w:ascii="Times New Roman" w:hAnsi="Times New Roman"/>
-                <w:b w:val="0"/>
-                <w:i w:val="0"/>
-                <w:sz w:val="21"/>
-              </w:rPr>
               <w:t>NvSORT</w:t>
             </w:r>
           </w:p>
@@ -8503,7 +9045,7 @@
           <w:i w:val="0"/>
           <w:sz w:val="24"/>
         </w:rPr>
-        <w:t xml:space="preserve"> — orkestrasi otomatis 18 skenario (6 model × 3 </w:t>
+        <w:t xml:space="preserve"> — orkestrasi otomatis 12 skenario (6 model × 2 </w:t>
       </w:r>
       <w:r>
         <w:rPr>
@@ -9158,7 +9700,7 @@
           <w:i/>
           <w:sz w:val="24"/>
         </w:rPr>
-        <w:t xml:space="preserve"> — jalankan `scripts/run_all_benchmark.sh` (18 skenario penuh: 6 model × 3 </w:t>
+        <w:t xml:space="preserve"> — jalankan `scripts/run_all_benchmark.sh` (12 skenario penuh: 6 model × 2 </w:t>
       </w:r>
       <w:r>
         <w:rPr>
@@ -9507,7 +10049,7 @@
           <w:i w:val="0"/>
           <w:sz w:val="24"/>
         </w:rPr>
-        <w:t xml:space="preserve"> (NvDCF, NvDCF_perf, atau NvSORT).</w:t>
+        <w:t xml:space="preserve"> (NvDCF atau NvSORT).</w:t>
       </w:r>
     </w:p>
     <w:p>
@@ -10083,7 +10625,7 @@
           <w:i w:val="0"/>
           <w:sz w:val="24"/>
         </w:rPr>
-        <w:t>. Beberapa keputusan desain yang relevan sebagai justifikasi metodologis (bukan sekadar "mengikuti tutorial"):</w:t>
+        <w:t>. Beberapa keputusan desain yang relevan sebagai justifikasi metodologis (bukan sekadar mengikuti contoh implementasi umum):</w:t>
       </w:r>
     </w:p>
     <w:p>
@@ -10944,7 +11486,7 @@
           <w:i/>
           <w:sz w:val="24"/>
         </w:rPr>
-        <w:t xml:space="preserve"> — jalankan `scripts/run_all_benchmark.sh` untuk 18 skenario (6 model × 3 konfigurasi </w:t>
+        <w:t xml:space="preserve"> — jalankan `scripts/run_all_benchmark.sh` untuk 12 skenario (6 model × 2 konfigurasi </w:t>
       </w:r>
       <w:r>
         <w:rPr>
@@ -10962,7 +11504,7 @@
           <w:i/>
           <w:sz w:val="24"/>
         </w:rPr>
-        <w:t>: NvDCF/NvDCF_perf/NvSORT). Bandingkan `Lat_Tracker_ms` (median &amp; p95) dan `hardware_analysis.csv` (GPU%, CPU/</w:t>
+        <w:t>: NvDCF/NvSORT). Bandingkan `Lat_Tracker_ms` (median &amp; p95) dan `hardware_analysis.csv` (GPU%, CPU/</w:t>
       </w:r>
       <w:r>
         <w:rPr>
@@ -11043,7 +11585,7 @@
           <w:i w:val="0"/>
           <w:sz w:val="24"/>
         </w:rPr>
-        <w:t>ID switch*, MOTA/IDF1) — lihat batasan §1.5 poin 5 dan argumentasi Bab II §2.2.6.</w:t>
+        <w:t>ID switch*, MOTA/IDF1) — lihat Bab I §1.5 poin 5 dan argumentasi Bab II §2.2.6.</w:t>
       </w:r>
     </w:p>
     <w:p>
@@ -11118,16 +11660,16 @@
           <w:i w:val="0"/>
           <w:sz w:val="24"/>
         </w:rPr>
-        <w:t>Status implementasi (per 2026-08-14)</w:t>
-      </w:r>
-      <w:r>
-        <w:rPr>
-          <w:rFonts w:ascii="Times New Roman" w:hAnsi="Times New Roman"/>
-          <w:b w:val="0"/>
-          <w:i w:val="0"/>
-          <w:sz w:val="24"/>
-        </w:rPr>
-        <w:t xml:space="preserve">: infrastrukturnya sudah selesai diimplementasikan di kode: - </w:t>
+        <w:t>Status implementasi</w:t>
+      </w:r>
+      <w:r>
+        <w:rPr>
+          <w:rFonts w:ascii="Times New Roman" w:hAnsi="Times New Roman"/>
+          <w:b w:val="0"/>
+          <w:i w:val="0"/>
+          <w:sz w:val="24"/>
+        </w:rPr>
+        <w:t xml:space="preserve">: infrastrukturnya sudah selesai diimplementasikan di kode. - </w:t>
       </w:r>
       <w:r>
         <w:rPr>
@@ -11584,7 +12126,7 @@
           <w:i w:val="0"/>
           <w:sz w:val="24"/>
         </w:rPr>
-        <w:t>: (a) ekspor 1.010 gambar val + label dari notebook Kaggle ke perangkat lokal/Jetson (</w:t>
+        <w:t>: (a) ekspor 1.010 gambar val beserta label dari sumber pelatihan ke perangkat lokal/Jetson (</w:t>
       </w:r>
       <w:r>
         <w:rPr>
@@ -11620,7 +12162,7 @@
           <w:i w:val="0"/>
           <w:sz w:val="24"/>
         </w:rPr>
-        <w:t xml:space="preserve"> dengan split yang menghasilkan angka Bab V (cek </w:t>
+        <w:t xml:space="preserve"> dengan split yang menghasilkan angka pada Bab IV (cek </w:t>
       </w:r>
       <w:r>
         <w:rPr>
@@ -11638,25 +12180,7 @@
           <w:i w:val="0"/>
           <w:sz w:val="24"/>
         </w:rPr>
-        <w:t>/</w:t>
-      </w:r>
-      <w:r>
-        <w:rPr>
-          <w:rFonts w:ascii="Consolas" w:hAnsi="Consolas"/>
-          <w:b w:val="0"/>
-          <w:i w:val="0"/>
-          <w:sz w:val="24"/>
-        </w:rPr>
-        <w:t>args.yaml</w:t>
-      </w:r>
-      <w:r>
-        <w:rPr>
-          <w:rFonts w:ascii="Times New Roman" w:hAnsi="Times New Roman"/>
-          <w:b w:val="0"/>
-          <w:i w:val="0"/>
-          <w:sz w:val="24"/>
-        </w:rPr>
-        <w:t xml:space="preserve"> di notebook, supaya perbandingan FP16 vs FP32 </w:t>
+        <w:t xml:space="preserve">/konfigurasi pelatihan, supaya perbandingan FP16 vs FP32 </w:t>
       </w:r>
       <w:r>
         <w:rPr>
@@ -11728,7 +12252,7 @@
           <w:i w:val="0"/>
           <w:sz w:val="24"/>
         </w:rPr>
-        <w:t>, bukan hasil yang sudah ada — hasil aktualnya baru bisa masuk Bab IV setelah langkah (a)-(d) selesai.</w:t>
+        <w:t>, bukan hasil yang sudah ada — hasil aktualnya baru bisa masuk Bab IV setelah langkah (a)–(d) selesai.</w:t>
       </w:r>
     </w:p>
     <w:p>
@@ -11885,7 +12409,43 @@
                 <w:i w:val="0"/>
                 <w:sz w:val="21"/>
               </w:rPr>
-              <w:t xml:space="preserve"> didefinisikan relatif terhadap FPS sumber (kamera ZED, dikonfigurasi 30 FPS pada pengaturan benchmark; nilai final dikonfirmasi berdasarkan konfigurasi perangkat pengujian)</w:t>
+              <w:t xml:space="preserve"> didefinisikan sebagai </w:t>
+            </w:r>
+            <w:r>
+              <w:rPr>
+                <w:rFonts w:ascii="Times New Roman" w:hAnsi="Times New Roman"/>
+                <w:b/>
+                <w:i w:val="0"/>
+                <w:sz w:val="21"/>
+              </w:rPr>
+              <w:t>throughput ≥ 30 FPS</w:t>
+            </w:r>
+            <w:r>
+              <w:rPr>
+                <w:rFonts w:ascii="Times New Roman" w:hAnsi="Times New Roman"/>
+                <w:b w:val="0"/>
+                <w:i w:val="0"/>
+                <w:sz w:val="21"/>
+              </w:rPr>
+              <w:t xml:space="preserve">, mengikuti konfigurasi default kamera ZED dan standar ADAS </w:t>
+            </w:r>
+            <w:r>
+              <w:rPr>
+                <w:rFonts w:ascii="Times New Roman" w:hAnsi="Times New Roman"/>
+                <w:b w:val="0"/>
+                <w:i/>
+                <w:sz w:val="21"/>
+              </w:rPr>
+              <w:t>safety-critical</w:t>
+            </w:r>
+            <w:r>
+              <w:rPr>
+                <w:rFonts w:ascii="Times New Roman" w:hAnsi="Times New Roman"/>
+                <w:b w:val="0"/>
+                <w:i w:val="0"/>
+                <w:sz w:val="21"/>
+              </w:rPr>
+              <w:t xml:space="preserve"> perception layer</w:t>
             </w:r>
           </w:p>
         </w:tc>
@@ -12037,7 +12597,7 @@
                 <w:i w:val="0"/>
                 <w:sz w:val="21"/>
               </w:rPr>
-              <w:t>, lihat Bab I §1.1 ¶5) tidak tersembunyi di balik rata-rata</w:t>
+              <w:t>, lihat Bab I §1.1) tidak tersembunyi di balik rata-rata</w:t>
             </w:r>
           </w:p>
         </w:tc>
@@ -12251,7 +12811,7 @@
                 <w:i w:val="0"/>
                 <w:sz w:val="21"/>
               </w:rPr>
-              <w:t xml:space="preserve"> — sesuai batasan §1.5 poin 5. </w:t>
+              <w:t xml:space="preserve"> — sesuai Bab I §1.5 poin 5. </w:t>
             </w:r>
             <w:r>
               <w:rPr>
@@ -12388,6 +12948,58 @@
       </w:pPr>
     </w:p>
     <w:p>
+      <w:pPr>
+        <w:spacing w:line="360" w:lineRule="auto" w:after="120"/>
+        <w:ind w:firstLine="709"/>
+        <w:jc w:val="both"/>
+      </w:pPr>
+      <w:r>
+        <w:rPr>
+          <w:rFonts w:ascii="Times New Roman" w:hAnsi="Times New Roman"/>
+          <w:b w:val="0"/>
+          <w:i w:val="0"/>
+          <w:sz w:val="24"/>
+        </w:rPr>
+        <w:t xml:space="preserve">Ambang FPS target dikunci ke 30 FPS berdasarkan: (a) konfigurasi default kamera ZED pada pengaturan benchmark; (b) kemampuan kamera ZED 30 FPS HD untuk ADAS; (c) standar </w:t>
+      </w:r>
+      <w:r>
+        <w:rPr>
+          <w:rFonts w:ascii="Times New Roman" w:hAnsi="Times New Roman"/>
+          <w:b w:val="0"/>
+          <w:i/>
+          <w:sz w:val="24"/>
+        </w:rPr>
+        <w:t>safety-critical</w:t>
+      </w:r>
+      <w:r>
+        <w:rPr>
+          <w:rFonts w:ascii="Times New Roman" w:hAnsi="Times New Roman"/>
+          <w:b w:val="0"/>
+          <w:i w:val="0"/>
+          <w:sz w:val="24"/>
+        </w:rPr>
+        <w:t xml:space="preserve"> perception layer yang menuntut margin lebih ketat. Kriteria ini ditetapkan </w:t>
+      </w:r>
+      <w:r>
+        <w:rPr>
+          <w:rFonts w:ascii="Times New Roman" w:hAnsi="Times New Roman"/>
+          <w:b w:val="0"/>
+          <w:i/>
+          <w:sz w:val="24"/>
+        </w:rPr>
+        <w:t>sebelum</w:t>
+      </w:r>
+      <w:r>
+        <w:rPr>
+          <w:rFonts w:ascii="Times New Roman" w:hAnsi="Times New Roman"/>
+          <w:b w:val="0"/>
+          <w:i w:val="0"/>
+          <w:sz w:val="24"/>
+        </w:rPr>
+        <w:t xml:space="preserve"> pengujian untuk menghindari penyesuaian ambang batas setelah melihat hasil.</w:t>
+      </w:r>
+    </w:p>
+    <w:p>
       <w:r>
         <w:br w:type="page"/>
       </w:r>
@@ -12418,7 +13030,7 @@
           <w:i w:val="0"/>
           <w:sz w:val="24"/>
         </w:rPr>
-        <w:t>Daftar berikut merangkum butir-butir yang masih memerlukan verifikasi, pelengkapan data, atau konfirmasi pembimbing sebelum naskah gabungan ini dapat dianggap final. Daftar ini sengaja dipisahkan dari isi Bab I–III agar alur akademis pada bab-bab tersebut tetap terbaca sebagai naskah yang sudah tuntas, sambil tetap menjaga transparansi mengenai bagian yang belum diselesaikan (sesuai prinsip non-fabrikasi data pada proyek ini).</w:t>
+        <w:t>Daftar berikut merangkum butir-butir yang masih memerlukan verifikasi, pelengkapan data, atau konfirmasi pembimbing sebelum naskah gabungan ini dapat dianggap final. Daftar ini sengaja dipisahkan dari isi Bab I–III agar alur akademis pada bab-bab tersebut tetap terbaca sebagai naskah yang sudah tuntas, sambil tetap menjaga transparansi mengenai bagian yang belum diselesaikan (sesuai prinsip non-fabrikasi data pada proyek ini). Bab IV (Hasil dan Pembahasan) dan Bab V (Kesimpulan dan Saran) belum disertakan pada naskah ini karena keduanya menunggu hasil pengujian aktual di perangkat Jetson Orin Nano dan baru akan disusun setelah data tersebut tersedia.</w:t>
       </w:r>
     </w:p>
     <w:p>
@@ -12441,7 +13053,7 @@
           <w:i w:val="0"/>
           <w:sz w:val="24"/>
         </w:rPr>
-        <w:t>Penggantian rumusan masalah #3 (sumbu Deep Learning Accelerator/DLA → perbandingan efisiensi komputasi algoritma tracking) pada Bab I §1.2 dan §1.5 belum dikonfirmasi ke dosen pembimbing. Penulis memilih melanjutkan penulisan draf terlebih dahulu, dengan rencana merevisi pada bimbingan berikutnya apabila perubahan ini tidak disetujui.</w:t>
+        <w:t>Penggantian rumusan masalah #3 (sumbu Deep Learning Accelerator/DLA → perbandingan efisiensi komputasi algoritma tracking NvDCF vs. NvSORT) pada Bab I §1.2, §1.3, dan §1.5 belum dikonfirmasi ke dosen pembimbing. Penulis memilih melanjutkan penulisan draf terlebih dahulu, dengan rencana merevisi pada bimbingan berikutnya apabila perubahan ini tidak disetujui.</w:t>
       </w:r>
     </w:p>
     <w:p>
@@ -12464,7 +13076,7 @@
           <w:i w:val="0"/>
           <w:sz w:val="24"/>
         </w:rPr>
-        <w:t>Spesifikasi resmi Jetson Orin Nano (varian SKU 4GB/8GB, jumlah CUDA core, kapasitas RAM, performa AI dalam TOPS, serta mode daya yang benar-benar dipakai) pada Bab II §2.2.7 dan Bab III §3.2.1 belum diisi — perlu dilengkapi dari datasheet resmi NVIDIA sesuai konfigurasi akhir perangkat pengujian.</w:t>
+        <w:t>Verifikasi akurasi as-deployed FP16 (Bab III §3.5 poin 4) baru selesai pada tahap infrastruktur kode (probe dump deteksi, konversi video evaluasi, dan skrip penghitungan mAP). Ekspor dataset validasi ke perangkat Jetson, eksekusi pengujian yang sesungguhnya, dan pembaruan angka hasil belum dilakukan, sehingga belum dapat dilaporkan pada Bab IV.</w:t>
       </w:r>
     </w:p>
     <w:p>
@@ -12487,7 +13099,7 @@
           <w:i w:val="0"/>
           <w:sz w:val="24"/>
         </w:rPr>
-        <w:t>Versi persis GStreamer, GLib, dan CUDA Toolkit yang terpasang pada perangkat pengujian (Bab III §3.2.2) belum dicatat sebagai metadata reproducibility (mis. lewat gst-inspect-1.0 --version, nvcc --version, dpkg -l).</w:t>
+        <w:t>Identifikasi varian Jetson Orin Nano 4GB pada Bab II §2.2.7 diturunkan dari pembacaan mode daya maksimum (nvpmodel -q), bukan dari inspeksi label fisik modul. Verifikasi independen (mis. lewat pembacaan device-tree perangkat) belum dilakukan.</w:t>
       </w:r>
     </w:p>
     <w:p>
@@ -12510,7 +13122,7 @@
           <w:i w:val="0"/>
           <w:sz w:val="24"/>
         </w:rPr>
-        <w:t>Hyperparameter pelatihan model (rasio split, seed, jumlah epoch, ukuran batch, optimizer, augmentasi, sumber bobot pretrained — Bab III §3.2.3) belum dipindahkan dari args.yaml notebook Kaggle ke dokumentasi proyek.</w:t>
+        <w:t>Versi persis GStreamer, GLib, dan CUDA Toolkit yang terpasang pada perangkat pengujian (Bab III §3.2.2) belum dicatat sebagai metadata reproducibility (mis. lewat gst-inspect-1.0 --version, nvcc --version, dpkg -l).</w:t>
       </w:r>
     </w:p>
     <w:p>
@@ -12533,7 +13145,7 @@
           <w:i w:val="0"/>
           <w:sz w:val="24"/>
         </w:rPr>
-        <w:t>Ambang FPS target real-time dan ambang selisih mAP FP16-vs-FP32 yang “dapat diabaikan” (Bab III §3.6) belum dikunci ke angka final — akan ditentukan setelah sebaran data aktual tersedia, untuk menghindari penyesuaian kriteria setelah melihat hasil.</w:t>
+        <w:t>Hyperparameter pelatihan model pretrained (rasio split, seed, jumlah epoch, ukuran batch, optimizer, augmentasi, sumber bobot pretrained — Bab III §3.2.3) belum dipindahkan dari catatan proses pelatihan ke dokumentasi resmi proyek.</w:t>
       </w:r>
     </w:p>
     <w:p>
@@ -12547,16 +13159,16 @@
           <w:b/>
           <w:sz w:val="24"/>
         </w:rPr>
-        <w:t xml:space="preserve">[Prioritas rendah] </w:t>
-      </w:r>
-      <w:r>
-        <w:rPr>
-          <w:rFonts w:ascii="Times New Roman" w:hAnsi="Times New Roman"/>
-          <w:b w:val="0"/>
-          <w:i w:val="0"/>
-          <w:sz w:val="24"/>
-        </w:rPr>
-        <w:t>Jumlah repetisi aktual tiap skenario pengujian yang benar-benar dijalankan pada perangkat (Bab III §3.3) belum dicatat; protokol merekomendasikan 3–5 repetisi per skenario.</w:t>
+        <w:t xml:space="preserve">[Prioritas sedang] </w:t>
+      </w:r>
+      <w:r>
+        <w:rPr>
+          <w:rFonts w:ascii="Times New Roman" w:hAnsi="Times New Roman"/>
+          <w:b w:val="0"/>
+          <w:i w:val="0"/>
+          <w:sz w:val="24"/>
+        </w:rPr>
+        <w:t>Ambang selisih mAP FP16-vs-FP32 yang dianggap “dapat diabaikan” (Bab III §3.6) belum dikunci ke angka final — akan ditentukan berdasarkan referensi literatur setelah data aktual tersedia, untuk menghindari penyesuaian kriteria setelah melihat hasil. Ambang FPS target real-time sudah dikunci ke 30 FPS.</w:t>
       </w:r>
     </w:p>
     <w:p>
@@ -12579,7 +13191,7 @@
           <w:i w:val="0"/>
           <w:sz w:val="24"/>
         </w:rPr>
-        <w:t>Sitasi Wu dkk. (2024), “Road object detection based on improved YOLOv8 for real-time traffic scenarios” (Sensors, 24(3), 1023), pada Bab II §2.1.1 belum berhasil diverifikasi isinya secara langsung oleh penulis.</w:t>
+        <w:t>Jumlah repetisi aktual tiap skenario pengujian yang benar-benar dijalankan pada perangkat (Bab III §3.3) belum dicatat karena pengujian penuh di perangkat belum dilaksanakan; protokol merekomendasikan 3–5 repetisi per skenario.</w:t>
       </w:r>
     </w:p>
     <w:p>
@@ -12602,7 +13214,7 @@
           <w:i w:val="0"/>
           <w:sz w:val="24"/>
         </w:rPr>
-        <w:t>Tujuh sitasi pada Bab II §2.1.3 (Choi, Nigade, Zhang, Ruiz-Barroso, Suder, Seyfipoor, Shah) masih setingkat klaim tematik yang dikutip apa adanya dari proposal; perlu dibaca ulang dari PDF asli apabila versi final Bab II membutuhkan ringkasan metodologi/hasil yang lebih dalam per jurnal.</w:t>
+        <w:t>Satu sitasi pada Daftar Pustaka proposal awal, yaitu Wu dkk. (2024, “Road object detection based on improved YOLOv8 for real-time traffic scenarios”, Sensors 24(3), 1023), telah dihapus dari Bab II setelah verifikasi DOI melalui Crossref menunjukkan bahwa rujukan tersebut sebenarnya milik artikel lain yang tidak berkaitan. Sitasi ini tidak pernah dipakai sebagai rujukan substantif di bagian mana pun pada naskah ini, namun tetap perlu disampaikan kepada dosen pembimbing karena merupakan bagian dari Daftar Pustaka yang telah disetujui pada seminar proposal.</w:t>
       </w:r>
     </w:p>
     <w:p>
@@ -12625,7 +13237,7 @@
           <w:i w:val="0"/>
           <w:sz w:val="24"/>
         </w:rPr>
-        <w:t>Sitasi dokumentasi resmi NVIDIA pada Bab II §2.2.6 (Gst-nvtracker plugin manual; NVIDIA Developer Blog perihal DeepStream SDK 6.2) perlu dicek ulang tanggal aksesnya dan disesuaikan ke gaya sitasi API/APA yang berlaku di kampus untuk sumber non-jurnal.</w:t>
+        <w:t>Tujuh sitasi pada Bab II §2.1.3 (Choi, Nigade, Zhang, Ruiz-Barroso, Suder, Seyfipoor, Shah) masih dirangkum setingkat klaim tematik mengikuti proposal; perlu dibaca ulang dari sumber aslinya apabila versi final Bab II membutuhkan ringkasan metodologi/hasil yang lebih dalam per jurnal.</w:t>
       </w:r>
     </w:p>
     <w:sectPr>
